--- a/public/单词本.docx
+++ b/public/单词本.docx
@@ -4,333 +4,457 @@
   <w:body>
     <w:p>
       <w:pPr>
-        <w:pStyle w:val="1"/>
-        <w:rPr>
-          <w:rFonts w:ascii="微软雅黑" w:eastAsia="微软雅黑" w:hint="eastAsia"/>
-          <w:sz w:val="36"/>
-        </w:rPr>
-      </w:pPr>
-      <w:r>
-        <w:rPr>
-          <w:rFonts w:ascii="微软雅黑" w:eastAsia="微软雅黑" w:hint="eastAsia"/>
-          <w:sz w:val="36"/>
-        </w:rPr>
-        <w:t>CET6 单词本</w:t>
-      </w:r>
-    </w:p>
-    <w:p>
-      <w:pPr>
-        <w:rPr>
-          <w:rFonts w:ascii="微软雅黑" w:eastAsia="微软雅黑" w:hAnsiTheme="majorHAnsi" w:cstheme="majorBidi" w:hint="eastAsia"/>
-          <w:color w:val="0F4761" w:themeColor="accent1" w:themeShade="BF"/>
-          <w:sz w:val="36"/>
-          <w:szCs w:val="48"/>
-        </w:rPr>
-      </w:pPr>
-      <w:r>
-        <w:rPr>
-          <w:rFonts w:ascii="微软雅黑" w:eastAsia="微软雅黑" w:hAnsiTheme="majorHAnsi" w:cstheme="majorBidi" w:hint="eastAsia"/>
-          <w:color w:val="0F4761" w:themeColor="accent1" w:themeShade="BF"/>
-          <w:sz w:val="36"/>
-          <w:szCs w:val="48"/>
-        </w:rPr>
-        <w:t>这是一份样例内容，请直接替换成你自己的单词。</w:t>
-      </w:r>
-    </w:p>
-    <w:tbl>
-      <w:tblPr>
-        <w:tblW w:w="0" w:type="auto"/>
-        <w:tblBorders>
-          <w:top w:val="single" w:sz="4" w:space="0" w:color="auto"/>
-          <w:left w:val="single" w:sz="4" w:space="0" w:color="auto"/>
-          <w:bottom w:val="single" w:sz="4" w:space="0" w:color="auto"/>
-          <w:right w:val="single" w:sz="4" w:space="0" w:color="auto"/>
-          <w:insideH w:val="single" w:sz="4" w:space="0" w:color="auto"/>
-          <w:insideV w:val="single" w:sz="4" w:space="0" w:color="auto"/>
-        </w:tblBorders>
-        <w:tblLayout w:type="fixed"/>
-        <w:tblLook w:val="0000" w:firstRow="0" w:lastRow="0" w:firstColumn="0" w:lastColumn="0" w:noHBand="0" w:noVBand="0"/>
-      </w:tblPr>
-      <w:tblGrid>
-        <w:gridCol w:w="1800"/>
-        <w:gridCol w:w="6000"/>
-      </w:tblGrid>
-      <w:tr>
-        <w:tblPrEx>
-          <w:tblCellMar>
-            <w:top w:w="0" w:type="dxa"/>
-            <w:bottom w:w="0" w:type="dxa"/>
-          </w:tblCellMar>
-        </w:tblPrEx>
-        <w:tc>
-          <w:tcPr>
-            <w:tcW w:w="1800" w:type="dxa"/>
-          </w:tcPr>
-          <w:p>
-            <w:pPr>
-              <w:rPr>
-                <w:rFonts w:ascii="微软雅黑" w:eastAsia="微软雅黑" w:hAnsi="微软雅黑"/>
-                <w:b/>
-              </w:rPr>
-            </w:pPr>
-            <w:r>
-              <w:rPr>
-                <w:rFonts w:ascii="微软雅黑" w:eastAsia="微软雅黑" w:hAnsi="微软雅黑" w:hint="eastAsia"/>
-                <w:b/>
-              </w:rPr>
-              <w:t>单词</w:t>
-            </w:r>
-          </w:p>
-        </w:tc>
-        <w:tc>
-          <w:tcPr>
-            <w:tcW w:w="6000" w:type="dxa"/>
-          </w:tcPr>
-          <w:p>
-            <w:pPr>
-              <w:rPr>
-                <w:rFonts w:ascii="微软雅黑" w:eastAsia="微软雅黑" w:hAnsi="微软雅黑"/>
-                <w:b/>
-              </w:rPr>
-            </w:pPr>
-            <w:r>
-              <w:rPr>
-                <w:rFonts w:ascii="微软雅黑" w:eastAsia="微软雅黑" w:hAnsi="微软雅黑" w:hint="eastAsia"/>
-                <w:b/>
-              </w:rPr>
-              <w:t>释义</w:t>
-            </w:r>
-          </w:p>
-        </w:tc>
-      </w:tr>
-      <w:tr>
-        <w:tblPrEx>
-          <w:tblCellMar>
-            <w:top w:w="0" w:type="dxa"/>
-            <w:bottom w:w="0" w:type="dxa"/>
-          </w:tblCellMar>
-        </w:tblPrEx>
-        <w:tc>
-          <w:tcPr>
-            <w:tcW w:w="1800" w:type="dxa"/>
-          </w:tcPr>
-          <w:p>
-            <w:pPr>
-              <w:rPr>
-                <w:rFonts w:ascii="微软雅黑" w:eastAsia="微软雅黑" w:hAnsi="微软雅黑"/>
-              </w:rPr>
-            </w:pPr>
-            <w:r>
-              <w:rPr>
-                <w:rFonts w:ascii="微软雅黑" w:eastAsia="微软雅黑" w:hAnsi="微软雅黑" w:hint="eastAsia"/>
-              </w:rPr>
-              <w:t>abandon</w:t>
-            </w:r>
-          </w:p>
-        </w:tc>
-        <w:tc>
-          <w:tcPr>
-            <w:tcW w:w="6000" w:type="dxa"/>
-          </w:tcPr>
-          <w:p>
-            <w:pPr>
-              <w:rPr>
-                <w:rFonts w:ascii="微软雅黑" w:eastAsia="微软雅黑" w:hAnsi="微软雅黑"/>
-              </w:rPr>
-            </w:pPr>
-            <w:r>
-              <w:rPr>
-                <w:rFonts w:ascii="微软雅黑" w:eastAsia="微软雅黑" w:hAnsi="微软雅黑" w:hint="eastAsia"/>
-              </w:rPr>
-              <w:t>v. 放弃，抛弃；遗弃</w:t>
-            </w:r>
-          </w:p>
-        </w:tc>
-      </w:tr>
-      <w:tr>
-        <w:tblPrEx>
-          <w:tblCellMar>
-            <w:top w:w="0" w:type="dxa"/>
-            <w:bottom w:w="0" w:type="dxa"/>
-          </w:tblCellMar>
-        </w:tblPrEx>
-        <w:tc>
-          <w:tcPr>
-            <w:tcW w:w="1800" w:type="dxa"/>
-          </w:tcPr>
-          <w:p>
-            <w:pPr>
-              <w:rPr>
-                <w:rFonts w:ascii="微软雅黑" w:eastAsia="微软雅黑" w:hAnsi="微软雅黑"/>
-              </w:rPr>
-            </w:pPr>
-            <w:r>
-              <w:rPr>
-                <w:rFonts w:ascii="微软雅黑" w:eastAsia="微软雅黑" w:hAnsi="微软雅黑" w:hint="eastAsia"/>
-              </w:rPr>
-              <w:t>abate</w:t>
-            </w:r>
-          </w:p>
-        </w:tc>
-        <w:tc>
-          <w:tcPr>
-            <w:tcW w:w="6000" w:type="dxa"/>
-          </w:tcPr>
-          <w:p>
-            <w:pPr>
-              <w:rPr>
-                <w:rFonts w:ascii="微软雅黑" w:eastAsia="微软雅黑" w:hAnsi="微软雅黑"/>
-              </w:rPr>
-            </w:pPr>
-            <w:r>
-              <w:rPr>
-                <w:rFonts w:ascii="微软雅黑" w:eastAsia="微软雅黑" w:hAnsi="微软雅黑" w:hint="eastAsia"/>
-              </w:rPr>
-              <w:t>v. 减弱，减轻，缓和</w:t>
-            </w:r>
-          </w:p>
-        </w:tc>
-      </w:tr>
-      <w:tr>
-        <w:tblPrEx>
-          <w:tblCellMar>
-            <w:top w:w="0" w:type="dxa"/>
-            <w:bottom w:w="0" w:type="dxa"/>
-          </w:tblCellMar>
-        </w:tblPrEx>
-        <w:tc>
-          <w:tcPr>
-            <w:tcW w:w="1800" w:type="dxa"/>
-          </w:tcPr>
-          <w:p>
-            <w:pPr>
-              <w:rPr>
-                <w:rFonts w:ascii="微软雅黑" w:eastAsia="微软雅黑" w:hAnsi="微软雅黑"/>
-              </w:rPr>
-            </w:pPr>
-            <w:r>
-              <w:rPr>
-                <w:rFonts w:ascii="微软雅黑" w:eastAsia="微软雅黑" w:hAnsi="微软雅黑" w:hint="eastAsia"/>
-              </w:rPr>
-              <w:t>abbreviate</w:t>
-            </w:r>
-          </w:p>
-        </w:tc>
-        <w:tc>
-          <w:tcPr>
-            <w:tcW w:w="6000" w:type="dxa"/>
-          </w:tcPr>
-          <w:p>
-            <w:pPr>
-              <w:rPr>
-                <w:rFonts w:ascii="微软雅黑" w:eastAsia="微软雅黑" w:hAnsi="微软雅黑"/>
-              </w:rPr>
-            </w:pPr>
-            <w:r>
-              <w:rPr>
-                <w:rFonts w:ascii="微软雅黑" w:eastAsia="微软雅黑" w:hAnsi="微软雅黑" w:hint="eastAsia"/>
-              </w:rPr>
-              <w:t>v. 缩写，缩短</w:t>
-            </w:r>
-          </w:p>
-        </w:tc>
-      </w:tr>
-      <w:tr>
-        <w:tblPrEx>
-          <w:tblCellMar>
-            <w:top w:w="0" w:type="dxa"/>
-            <w:bottom w:w="0" w:type="dxa"/>
-          </w:tblCellMar>
-        </w:tblPrEx>
-        <w:tc>
-          <w:tcPr>
-            <w:tcW w:w="1800" w:type="dxa"/>
-          </w:tcPr>
-          <w:p>
-            <w:pPr>
-              <w:rPr>
-                <w:rFonts w:ascii="微软雅黑" w:eastAsia="微软雅黑" w:hAnsi="微软雅黑"/>
-              </w:rPr>
-            </w:pPr>
-            <w:r>
-              <w:rPr>
-                <w:rFonts w:ascii="微软雅黑" w:eastAsia="微软雅黑" w:hAnsi="微软雅黑" w:hint="eastAsia"/>
-              </w:rPr>
-              <w:t>abide</w:t>
-            </w:r>
-          </w:p>
-        </w:tc>
-        <w:tc>
-          <w:tcPr>
-            <w:tcW w:w="6000" w:type="dxa"/>
-          </w:tcPr>
-          <w:p>
-            <w:pPr>
-              <w:rPr>
-                <w:rFonts w:ascii="微软雅黑" w:eastAsia="微软雅黑" w:hAnsi="微软雅黑"/>
-              </w:rPr>
-            </w:pPr>
-            <w:r>
-              <w:rPr>
-                <w:rFonts w:ascii="微软雅黑" w:eastAsia="微软雅黑" w:hAnsi="微软雅黑" w:hint="eastAsia"/>
-              </w:rPr>
-              <w:t>v. 遵守；忍受，容忍</w:t>
-            </w:r>
-          </w:p>
-        </w:tc>
-      </w:tr>
-      <w:tr>
-        <w:tblPrEx>
-          <w:tblCellMar>
-            <w:top w:w="0" w:type="dxa"/>
-            <w:bottom w:w="0" w:type="dxa"/>
-          </w:tblCellMar>
-        </w:tblPrEx>
-        <w:tc>
-          <w:tcPr>
-            <w:tcW w:w="1800" w:type="dxa"/>
-          </w:tcPr>
-          <w:p>
-            <w:pPr>
-              <w:rPr>
-                <w:rFonts w:ascii="微软雅黑" w:eastAsia="微软雅黑" w:hAnsi="微软雅黑"/>
-              </w:rPr>
-            </w:pPr>
-            <w:r>
-              <w:rPr>
-                <w:rFonts w:ascii="微软雅黑" w:eastAsia="微软雅黑" w:hAnsi="微软雅黑" w:hint="eastAsia"/>
-              </w:rPr>
-              <w:t>abolish</w:t>
-            </w:r>
-          </w:p>
-        </w:tc>
-        <w:tc>
-          <w:tcPr>
-            <w:tcW w:w="6000" w:type="dxa"/>
-          </w:tcPr>
-          <w:p>
-            <w:pPr>
-              <w:rPr>
-                <w:rFonts w:ascii="微软雅黑" w:eastAsia="微软雅黑" w:hAnsi="微软雅黑"/>
-              </w:rPr>
-            </w:pPr>
-            <w:r>
-              <w:rPr>
-                <w:rFonts w:ascii="微软雅黑" w:eastAsia="微软雅黑" w:hAnsi="微软雅黑" w:hint="eastAsia"/>
-              </w:rPr>
-              <w:t>v. 废除，取消（法律、制度等）</w:t>
-            </w:r>
-          </w:p>
-        </w:tc>
-      </w:tr>
-    </w:tbl>
-    <w:p>
-      <w:pPr>
-        <w:rPr>
-          <w:rFonts w:ascii="微软雅黑" w:eastAsia="微软雅黑" w:hAnsi="微软雅黑"/>
-        </w:rPr>
-      </w:pPr>
-    </w:p>
+        <w:rPr>
+          <w:b/>
+          <w:bCs/>
+        </w:rPr>
+      </w:pPr>
+      <w:r>
+        <w:rPr>
+          <w:rFonts w:hint="eastAsia"/>
+          <w:b/>
+          <w:bCs/>
+        </w:rPr>
+        <w:t>CET6</w:t>
+      </w:r>
+    </w:p>
+    <w:p>
+      <w:pPr>
+        <w:pStyle w:val="a9"/>
+        <w:numPr>
+          <w:ilvl w:val="0"/>
+          <w:numId w:val="1"/>
+        </w:numPr>
+      </w:pPr>
+      <w:r>
+        <w:t>reshuffle</w:t>
+      </w:r>
+      <w:r>
+        <w:rPr>
+          <w:rFonts w:hint="eastAsia"/>
+        </w:rPr>
+        <w:t xml:space="preserve"> </w:t>
+      </w:r>
+      <w:r>
+        <w:t>[V]to change around the jobs that a group of people do, for example in a government改组；进行岗位调整；更改职责配置</w:t>
+      </w:r>
+    </w:p>
+    <w:p>
+      <w:pPr>
+        <w:pStyle w:val="a9"/>
+        <w:numPr>
+          <w:ilvl w:val="0"/>
+          <w:numId w:val="1"/>
+        </w:numPr>
+      </w:pPr>
+      <w:r>
+        <w:t>reorientation</w:t>
+      </w:r>
+      <w:r>
+        <w:rPr>
+          <w:rFonts w:hint="eastAsia"/>
+        </w:rPr>
+        <w:t xml:space="preserve"> [N]重新定向，改向</w:t>
+      </w:r>
+    </w:p>
+    <w:p>
+      <w:pPr>
+        <w:pStyle w:val="a9"/>
+        <w:ind w:left="360"/>
+        <w:rPr>
+          <w:rFonts w:hint="eastAsia"/>
+        </w:rPr>
+      </w:pPr>
+      <w:r>
+        <w:rPr>
+          <w:rFonts w:hint="eastAsia"/>
+        </w:rPr>
+        <w:t>衍生词：orient（东方；使适应）</w:t>
+      </w:r>
+    </w:p>
+    <w:p>
+      <w:pPr>
+        <w:pStyle w:val="a9"/>
+        <w:ind w:left="360"/>
+        <w:rPr>
+          <w:rFonts w:hint="eastAsia"/>
+        </w:rPr>
+      </w:pPr>
+      <w:r>
+        <w:rPr>
+          <w:rFonts w:hint="eastAsia"/>
+        </w:rPr>
+        <w:t>orientation（方向；定位；迎新会）</w:t>
+      </w:r>
+    </w:p>
+    <w:p>
+      <w:pPr>
+        <w:pStyle w:val="a9"/>
+        <w:numPr>
+          <w:ilvl w:val="0"/>
+          <w:numId w:val="1"/>
+        </w:numPr>
+      </w:pPr>
+      <w:r>
+        <w:t>legitimacy</w:t>
+      </w:r>
+      <w:r>
+        <w:rPr>
+          <w:rFonts w:hint="eastAsia"/>
+        </w:rPr>
+        <w:t xml:space="preserve"> [N]</w:t>
+      </w:r>
+      <w:r>
+        <w:rPr>
+          <w:rFonts w:hint="eastAsia"/>
+        </w:rPr>
+        <w:t xml:space="preserve"> </w:t>
+      </w:r>
+      <w:r>
+        <w:t>lawfulness by virtue of being authorized or in accordance with law</w:t>
+      </w:r>
+      <w:r>
+        <w:rPr>
+          <w:rFonts w:hint="eastAsia"/>
+        </w:rPr>
+        <w:t xml:space="preserve"> </w:t>
+      </w:r>
+      <w:r>
+        <w:t>合法性</w:t>
+      </w:r>
+    </w:p>
+    <w:p>
+      <w:pPr>
+        <w:pStyle w:val="a9"/>
+        <w:ind w:left="360"/>
+        <w:rPr>
+          <w:rFonts w:hint="eastAsia"/>
+        </w:rPr>
+      </w:pPr>
+      <w:r>
+        <w:t>legitimate</w:t>
+      </w:r>
+      <w:r>
+        <w:rPr>
+          <w:rFonts w:hint="eastAsia"/>
+        </w:rPr>
+        <w:t xml:space="preserve"> [A]</w:t>
+      </w:r>
+    </w:p>
+    <w:p>
+      <w:pPr>
+        <w:pStyle w:val="a9"/>
+        <w:numPr>
+          <w:ilvl w:val="0"/>
+          <w:numId w:val="1"/>
+        </w:numPr>
+      </w:pPr>
+      <w:r>
+        <w:t>prerequisite</w:t>
+      </w:r>
+      <w:r>
+        <w:rPr>
+          <w:rFonts w:hint="eastAsia"/>
+        </w:rPr>
+        <w:t xml:space="preserve"> [N]</w:t>
+      </w:r>
+      <w:r>
+        <w:t xml:space="preserve"> something that must exist or happen before sth else can happen or be done先决条件；前提；必备条件</w:t>
+      </w:r>
+    </w:p>
+    <w:p>
+      <w:pPr>
+        <w:pStyle w:val="a9"/>
+        <w:numPr>
+          <w:ilvl w:val="0"/>
+          <w:numId w:val="1"/>
+        </w:numPr>
+      </w:pPr>
+      <w:r>
+        <w:t>discourse</w:t>
+      </w:r>
+      <w:r>
+        <w:rPr>
+          <w:rFonts w:hint="eastAsia"/>
+        </w:rPr>
+        <w:t xml:space="preserve"> [N]</w:t>
+      </w:r>
+      <w:r>
+        <w:rPr>
+          <w:rFonts w:hint="eastAsia"/>
+        </w:rPr>
+        <w:t xml:space="preserve"> </w:t>
+      </w:r>
+      <w:r>
+        <w:t>a long and serious treatment or discussion of a subject in speech or writing论文；演讲</w:t>
+      </w:r>
+    </w:p>
+    <w:p>
+      <w:pPr>
+        <w:pStyle w:val="a9"/>
+        <w:numPr>
+          <w:ilvl w:val="0"/>
+          <w:numId w:val="1"/>
+        </w:numPr>
+      </w:pPr>
+      <w:r>
+        <w:t>rhetoric</w:t>
+      </w:r>
+      <w:r>
+        <w:rPr>
+          <w:rFonts w:hint="eastAsia"/>
+        </w:rPr>
+        <w:t xml:space="preserve"> [N]</w:t>
+      </w:r>
+      <w:r>
+        <w:t xml:space="preserve"> speech or writing that is intended to influence people, but that is not completely honest or sincere华而不实的言语；花言巧语</w:t>
+      </w:r>
+      <w:r>
+        <w:rPr>
+          <w:rFonts w:hint="eastAsia"/>
+        </w:rPr>
+        <w:t xml:space="preserve"> </w:t>
+      </w:r>
+      <w:r>
+        <w:t>/</w:t>
+      </w:r>
+      <w:r>
+        <w:rPr>
+          <w:rFonts w:ascii="Times New Roman" w:hAnsi="Times New Roman" w:cs="Times New Roman"/>
+        </w:rPr>
+        <w:t>ˈ</w:t>
+      </w:r>
+      <w:proofErr w:type="spellStart"/>
+      <w:r>
+        <w:t>ret</w:t>
+      </w:r>
+      <w:r>
+        <w:rPr>
+          <w:rFonts w:ascii="Times New Roman" w:hAnsi="Times New Roman" w:cs="Times New Roman"/>
+        </w:rPr>
+        <w:t>ə</w:t>
+      </w:r>
+      <w:r>
+        <w:t>r</w:t>
+      </w:r>
+      <w:r>
+        <w:rPr>
+          <w:rFonts w:ascii="Times New Roman" w:hAnsi="Times New Roman" w:cs="Times New Roman"/>
+        </w:rPr>
+        <w:t>ɪ</w:t>
+      </w:r>
+      <w:r>
+        <w:t>k</w:t>
+      </w:r>
+      <w:proofErr w:type="spellEnd"/>
+      <w:r>
+        <w:t>/</w:t>
+      </w:r>
+    </w:p>
+    <w:p>
+      <w:pPr>
+        <w:pStyle w:val="a9"/>
+        <w:numPr>
+          <w:ilvl w:val="0"/>
+          <w:numId w:val="1"/>
+        </w:numPr>
+      </w:pPr>
+      <w:r>
+        <w:t>diplomacy</w:t>
+      </w:r>
+      <w:r>
+        <w:rPr>
+          <w:rFonts w:hint="eastAsia"/>
+        </w:rPr>
+        <w:t xml:space="preserve"> [N] the activity of managing relations between different countries; the skill in doing this外交；外交技巧；外交手腕</w:t>
+      </w:r>
+    </w:p>
+    <w:p>
+      <w:pPr>
+        <w:pStyle w:val="a9"/>
+        <w:ind w:left="360"/>
+      </w:pPr>
+      <w:r>
+        <w:t>diplomatic</w:t>
+      </w:r>
+      <w:r>
+        <w:rPr>
+          <w:rFonts w:hint="eastAsia"/>
+        </w:rPr>
+        <w:t xml:space="preserve"> [A] connected with managing relations between countries (= diplomacy</w:t>
+      </w:r>
+      <w:proofErr w:type="gramStart"/>
+      <w:r>
+        <w:rPr>
+          <w:rFonts w:hint="eastAsia"/>
+        </w:rPr>
+        <w:t xml:space="preserve"> )</w:t>
+      </w:r>
+      <w:proofErr w:type="gramEnd"/>
+      <w:r>
+        <w:rPr>
+          <w:rFonts w:hint="eastAsia"/>
+        </w:rPr>
+        <w:t xml:space="preserve"> 外交的；从事外交的</w:t>
+      </w:r>
+    </w:p>
+    <w:p>
+      <w:pPr>
+        <w:pStyle w:val="a9"/>
+        <w:numPr>
+          <w:ilvl w:val="0"/>
+          <w:numId w:val="1"/>
+        </w:numPr>
+      </w:pPr>
+      <w:r>
+        <w:rPr>
+          <w:rFonts w:hint="eastAsia"/>
+        </w:rPr>
+        <w:t>envoy [N]</w:t>
+      </w:r>
+      <w:r>
+        <w:rPr>
+          <w:rFonts w:hint="eastAsia"/>
+        </w:rPr>
+        <w:t xml:space="preserve"> </w:t>
+      </w:r>
+      <w:r>
+        <w:t>a person who represents a government or an organization and is sent as a representative to talk to other governments and organizations使者；使节；（谈判等的）代表</w:t>
+      </w:r>
+    </w:p>
+    <w:p>
+      <w:pPr>
+        <w:pStyle w:val="a9"/>
+        <w:numPr>
+          <w:ilvl w:val="0"/>
+          <w:numId w:val="1"/>
+        </w:numPr>
+      </w:pPr>
+      <w:r>
+        <w:t>rectification</w:t>
+      </w:r>
+      <w:r>
+        <w:rPr>
+          <w:rFonts w:hint="eastAsia"/>
+        </w:rPr>
+        <w:t xml:space="preserve"> [N]</w:t>
+      </w:r>
+      <w:r>
+        <w:rPr>
+          <w:rFonts w:hint="eastAsia"/>
+        </w:rPr>
+        <w:t xml:space="preserve"> </w:t>
+      </w:r>
+      <w:r>
+        <w:t>修正，矫正</w:t>
+      </w:r>
+    </w:p>
+    <w:p>
+      <w:pPr>
+        <w:pStyle w:val="a9"/>
+        <w:numPr>
+          <w:ilvl w:val="0"/>
+          <w:numId w:val="1"/>
+        </w:numPr>
+      </w:pPr>
+      <w:r>
+        <w:t>lest</w:t>
+      </w:r>
+      <w:r>
+        <w:rPr>
+          <w:rFonts w:hint="eastAsia"/>
+        </w:rPr>
+        <w:t xml:space="preserve"> [CONJ] in order to prevent sth from happening免得；以免；</w:t>
+      </w:r>
+      <w:r>
+        <w:t>used to introduce the reason for the particular emotion mentioned（引出产生某种情感的原因）唯恐，担心</w:t>
+      </w:r>
+    </w:p>
+    <w:p>
+      <w:pPr>
+        <w:pStyle w:val="a9"/>
+        <w:numPr>
+          <w:ilvl w:val="0"/>
+          <w:numId w:val="1"/>
+        </w:numPr>
+      </w:pPr>
+      <w:r>
+        <w:t>dispute</w:t>
+      </w:r>
+      <w:r>
+        <w:rPr>
+          <w:rFonts w:hint="eastAsia"/>
+        </w:rPr>
+        <w:t xml:space="preserve"> [N]</w:t>
+      </w:r>
+      <w:r>
+        <w:rPr>
+          <w:rFonts w:hint="eastAsia"/>
+        </w:rPr>
+        <w:t xml:space="preserve"> </w:t>
+      </w:r>
+      <w:r>
+        <w:t xml:space="preserve">~ </w:t>
+      </w:r>
+      <w:proofErr w:type="gramStart"/>
+      <w:r>
+        <w:t>(between A and B)</w:t>
+      </w:r>
+      <w:proofErr w:type="gramEnd"/>
+      <w:r>
+        <w:t xml:space="preserve">~ </w:t>
+      </w:r>
+      <w:proofErr w:type="gramStart"/>
+      <w:r>
+        <w:t>(over/about sth)</w:t>
+      </w:r>
+      <w:proofErr w:type="gramEnd"/>
+      <w:r>
+        <w:t>an argument or a disagreement between two people, groups or countries; discussion about a subject where there is disagreement争论；辩论；争端；纠纷</w:t>
+      </w:r>
+    </w:p>
+    <w:p>
+      <w:pPr>
+        <w:pStyle w:val="a9"/>
+        <w:numPr>
+          <w:ilvl w:val="0"/>
+          <w:numId w:val="1"/>
+        </w:numPr>
+      </w:pPr>
+      <w:r>
+        <w:t>escalate</w:t>
+      </w:r>
+      <w:r>
+        <w:rPr>
+          <w:rFonts w:hint="eastAsia"/>
+        </w:rPr>
+        <w:t xml:space="preserve"> [V] </w:t>
+      </w:r>
+      <w:r>
+        <w:t xml:space="preserve">~ (sth) (into </w:t>
+      </w:r>
+      <w:proofErr w:type="gramStart"/>
+      <w:r>
+        <w:t>sth)to</w:t>
+      </w:r>
+      <w:proofErr w:type="gramEnd"/>
+      <w:r>
+        <w:t xml:space="preserve"> become or make sth greater, worse, more serious, etc.（使）逐步扩大，不断恶化，加剧</w:t>
+      </w:r>
+    </w:p>
+    <w:p>
+      <w:pPr>
+        <w:pStyle w:val="a9"/>
+        <w:numPr>
+          <w:ilvl w:val="0"/>
+          <w:numId w:val="1"/>
+        </w:numPr>
+        <w:rPr>
+          <w:rFonts w:hint="eastAsia"/>
+        </w:rPr>
+      </w:pPr>
+    </w:p>
+    <w:p/>
     <w:sectPr>
       <w:pgSz w:w="11906" w:h="16838"/>
       <w:pgMar w:top="1440" w:right="1800" w:bottom="1440" w:left="1800" w:header="851" w:footer="992" w:gutter="0"/>
@@ -339,6 +463,165 @@
     </w:sectPr>
   </w:body>
 </w:document>
+</file>
+
+<file path=word/endnotes.xml><?xml version="1.0" encoding="utf-8"?>
+<w:endnotes xmlns:wpc="http://schemas.microsoft.com/office/word/2010/wordprocessingCanvas" xmlns:cx="http://schemas.microsoft.com/office/drawing/2014/chartex" xmlns:cx1="http://schemas.microsoft.com/office/drawing/2015/9/8/chartex" xmlns:cx2="http://schemas.microsoft.com/office/drawing/2015/10/21/chartex" xmlns:cx3="http://schemas.microsoft.com/office/drawing/2016/5/9/chartex" xmlns:cx4="http://schemas.microsoft.com/office/drawing/2016/5/10/chartex" xmlns:cx5="http://schemas.microsoft.com/office/drawing/2016/5/11/chartex" xmlns:cx6="http://schemas.microsoft.com/office/drawing/2016/5/12/chartex" xmlns:cx7="http://schemas.microsoft.com/office/drawing/2016/5/13/chartex" xmlns:cx8="http://schemas.microsoft.com/office/drawing/2016/5/14/chartex" xmlns:mc="http://schemas.openxmlformats.org/markup-compatibility/2006" xmlns:aink="http://schemas.microsoft.com/office/drawing/2016/ink" xmlns:am3d="http://schemas.microsoft.com/office/drawing/2017/model3d" xmlns:o="urn:schemas-microsoft-com:office:office" xmlns:oel="http://schemas.microsoft.com/office/2019/extlst" xmlns:r="http://schemas.openxmlformats.org/officeDocument/2006/relationships" xmlns:m="http://schemas.openxmlformats.org/officeDocument/2006/math" xmlns:v="urn:schemas-microsoft-com:vml" xmlns:wp14="http://schemas.microsoft.com/office/word/2010/wordprocessingDrawing" xmlns:wp="http://schemas.openxmlformats.org/drawingml/2006/wordprocessingDrawing" xmlns:w10="urn:schemas-microsoft-com:office:word" xmlns:w="http://schemas.openxmlformats.org/wordprocessingml/2006/main" xmlns:w14="http://schemas.microsoft.com/office/word/2010/wordml" xmlns:w15="http://schemas.microsoft.com/office/word/2012/wordml" xmlns:w16cex="http://schemas.microsoft.com/office/word/2018/wordml/cex" xmlns:w16cid="http://schemas.microsoft.com/office/word/2016/wordml/cid" xmlns:w16="http://schemas.microsoft.com/office/word/2018/wordml" xmlns:w16du="http://schemas.microsoft.com/office/word/2023/wordml/word16du" xmlns:w16sdtdh="http://schemas.microsoft.com/office/word/2020/wordml/sdtdatahash" xmlns:w16sdtfl="http://schemas.microsoft.com/office/word/2024/wordml/sdtformatlock" xmlns:w16se="http://schemas.microsoft.com/office/word/2015/wordml/symex" xmlns:wpg="http://schemas.microsoft.com/office/word/2010/wordprocessingGroup" xmlns:wpi="http://schemas.microsoft.com/office/word/2010/wordprocessingInk" xmlns:wne="http://schemas.microsoft.com/office/word/2006/wordml" xmlns:wps="http://schemas.microsoft.com/office/word/2010/wordprocessingShape" mc:Ignorable="w14 w15 w16se w16cid w16 w16cex w16sdtdh w16sdtfl w16du wp14">
+  <w:endnote w:type="separator" w:id="-1">
+    <w:p>
+      <w:pPr>
+        <w:spacing w:after="0" w:line="240" w:lineRule="auto"/>
+        <w:rPr>
+          <w:rFonts w:hint="eastAsia"/>
+        </w:rPr>
+      </w:pPr>
+      <w:r>
+        <w:separator/>
+      </w:r>
+    </w:p>
+  </w:endnote>
+  <w:endnote w:type="continuationSeparator" w:id="0">
+    <w:p>
+      <w:pPr>
+        <w:spacing w:after="0" w:line="240" w:lineRule="auto"/>
+        <w:rPr>
+          <w:rFonts w:hint="eastAsia"/>
+        </w:rPr>
+      </w:pPr>
+      <w:r>
+        <w:continuationSeparator/>
+      </w:r>
+    </w:p>
+  </w:endnote>
+</w:endnotes>
+</file>
+
+<file path=word/footnotes.xml><?xml version="1.0" encoding="utf-8"?>
+<w:footnotes xmlns:wpc="http://schemas.microsoft.com/office/word/2010/wordprocessingCanvas" xmlns:cx="http://schemas.microsoft.com/office/drawing/2014/chartex" xmlns:cx1="http://schemas.microsoft.com/office/drawing/2015/9/8/chartex" xmlns:cx2="http://schemas.microsoft.com/office/drawing/2015/10/21/chartex" xmlns:cx3="http://schemas.microsoft.com/office/drawing/2016/5/9/chartex" xmlns:cx4="http://schemas.microsoft.com/office/drawing/2016/5/10/chartex" xmlns:cx5="http://schemas.microsoft.com/office/drawing/2016/5/11/chartex" xmlns:cx6="http://schemas.microsoft.com/office/drawing/2016/5/12/chartex" xmlns:cx7="http://schemas.microsoft.com/office/drawing/2016/5/13/chartex" xmlns:cx8="http://schemas.microsoft.com/office/drawing/2016/5/14/chartex" xmlns:mc="http://schemas.openxmlformats.org/markup-compatibility/2006" xmlns:aink="http://schemas.microsoft.com/office/drawing/2016/ink" xmlns:am3d="http://schemas.microsoft.com/office/drawing/2017/model3d" xmlns:o="urn:schemas-microsoft-com:office:office" xmlns:oel="http://schemas.microsoft.com/office/2019/extlst" xmlns:r="http://schemas.openxmlformats.org/officeDocument/2006/relationships" xmlns:m="http://schemas.openxmlformats.org/officeDocument/2006/math" xmlns:v="urn:schemas-microsoft-com:vml" xmlns:wp14="http://schemas.microsoft.com/office/word/2010/wordprocessingDrawing" xmlns:wp="http://schemas.openxmlformats.org/drawingml/2006/wordprocessingDrawing" xmlns:w10="urn:schemas-microsoft-com:office:word" xmlns:w="http://schemas.openxmlformats.org/wordprocessingml/2006/main" xmlns:w14="http://schemas.microsoft.com/office/word/2010/wordml" xmlns:w15="http://schemas.microsoft.com/office/word/2012/wordml" xmlns:w16cex="http://schemas.microsoft.com/office/word/2018/wordml/cex" xmlns:w16cid="http://schemas.microsoft.com/office/word/2016/wordml/cid" xmlns:w16="http://schemas.microsoft.com/office/word/2018/wordml" xmlns:w16du="http://schemas.microsoft.com/office/word/2023/wordml/word16du" xmlns:w16sdtdh="http://schemas.microsoft.com/office/word/2020/wordml/sdtdatahash" xmlns:w16sdtfl="http://schemas.microsoft.com/office/word/2024/wordml/sdtformatlock" xmlns:w16se="http://schemas.microsoft.com/office/word/2015/wordml/symex" xmlns:wpg="http://schemas.microsoft.com/office/word/2010/wordprocessingGroup" xmlns:wpi="http://schemas.microsoft.com/office/word/2010/wordprocessingInk" xmlns:wne="http://schemas.microsoft.com/office/word/2006/wordml" xmlns:wps="http://schemas.microsoft.com/office/word/2010/wordprocessingShape" mc:Ignorable="w14 w15 w16se w16cid w16 w16cex w16sdtdh w16sdtfl w16du wp14">
+  <w:footnote w:type="separator" w:id="-1">
+    <w:p>
+      <w:pPr>
+        <w:spacing w:after="0" w:line="240" w:lineRule="auto"/>
+        <w:rPr>
+          <w:rFonts w:hint="eastAsia"/>
+        </w:rPr>
+      </w:pPr>
+      <w:r>
+        <w:separator/>
+      </w:r>
+    </w:p>
+  </w:footnote>
+  <w:footnote w:type="continuationSeparator" w:id="0">
+    <w:p>
+      <w:pPr>
+        <w:spacing w:after="0" w:line="240" w:lineRule="auto"/>
+        <w:rPr>
+          <w:rFonts w:hint="eastAsia"/>
+        </w:rPr>
+      </w:pPr>
+      <w:r>
+        <w:continuationSeparator/>
+      </w:r>
+    </w:p>
+  </w:footnote>
+</w:footnotes>
+</file>
+
+<file path=word/numbering.xml><?xml version="1.0" encoding="utf-8"?>
+<w:numbering xmlns:wpc="http://schemas.microsoft.com/office/word/2010/wordprocessingCanvas" xmlns:cx="http://schemas.microsoft.com/office/drawing/2014/chartex" xmlns:cx1="http://schemas.microsoft.com/office/drawing/2015/9/8/chartex" xmlns:cx2="http://schemas.microsoft.com/office/drawing/2015/10/21/chartex" xmlns:cx3="http://schemas.microsoft.com/office/drawing/2016/5/9/chartex" xmlns:cx4="http://schemas.microsoft.com/office/drawing/2016/5/10/chartex" xmlns:cx5="http://schemas.microsoft.com/office/drawing/2016/5/11/chartex" xmlns:cx6="http://schemas.microsoft.com/office/drawing/2016/5/12/chartex" xmlns:cx7="http://schemas.microsoft.com/office/drawing/2016/5/13/chartex" xmlns:cx8="http://schemas.microsoft.com/office/drawing/2016/5/14/chartex" xmlns:mc="http://schemas.openxmlformats.org/markup-compatibility/2006" xmlns:aink="http://schemas.microsoft.com/office/drawing/2016/ink" xmlns:am3d="http://schemas.microsoft.com/office/drawing/2017/model3d" xmlns:o="urn:schemas-microsoft-com:office:office" xmlns:oel="http://schemas.microsoft.com/office/2019/extlst" xmlns:r="http://schemas.openxmlformats.org/officeDocument/2006/relationships" xmlns:m="http://schemas.openxmlformats.org/officeDocument/2006/math" xmlns:v="urn:schemas-microsoft-com:vml" xmlns:wp14="http://schemas.microsoft.com/office/word/2010/wordprocessingDrawing" xmlns:wp="http://schemas.openxmlformats.org/drawingml/2006/wordprocessingDrawing" xmlns:w10="urn:schemas-microsoft-com:office:word" xmlns:w="http://schemas.openxmlformats.org/wordprocessingml/2006/main" xmlns:w14="http://schemas.microsoft.com/office/word/2010/wordml" xmlns:w15="http://schemas.microsoft.com/office/word/2012/wordml" xmlns:w16cex="http://schemas.microsoft.com/office/word/2018/wordml/cex" xmlns:w16cid="http://schemas.microsoft.com/office/word/2016/wordml/cid" xmlns:w16="http://schemas.microsoft.com/office/word/2018/wordml" xmlns:w16du="http://schemas.microsoft.com/office/word/2023/wordml/word16du" xmlns:w16sdtdh="http://schemas.microsoft.com/office/word/2020/wordml/sdtdatahash" xmlns:w16sdtfl="http://schemas.microsoft.com/office/word/2024/wordml/sdtformatlock" xmlns:w16se="http://schemas.microsoft.com/office/word/2015/wordml/symex" xmlns:wpg="http://schemas.microsoft.com/office/word/2010/wordprocessingGroup" xmlns:wpi="http://schemas.microsoft.com/office/word/2010/wordprocessingInk" xmlns:wne="http://schemas.microsoft.com/office/word/2006/wordml" xmlns:wps="http://schemas.microsoft.com/office/word/2010/wordprocessingShape" mc:Ignorable="w14 w15 w16se w16cid w16 w16cex w16sdtdh w16sdtfl w16du wp14">
+  <w:abstractNum w:abstractNumId="0" w15:restartNumberingAfterBreak="0">
+    <w:nsid w:val="1E387A45"/>
+    <w:multiLevelType w:val="hybridMultilevel"/>
+    <w:tmpl w:val="4BFA290A"/>
+    <w:lvl w:ilvl="0" w:tplc="6EB0B85C">
+      <w:start w:val="1"/>
+      <w:numFmt w:val="decimal"/>
+      <w:lvlText w:val="%1."/>
+      <w:lvlJc w:val="left"/>
+      <w:pPr>
+        <w:ind w:left="360" w:hanging="360"/>
+      </w:pPr>
+      <w:rPr>
+        <w:rFonts w:hint="default"/>
+      </w:rPr>
+    </w:lvl>
+    <w:lvl w:ilvl="1" w:tplc="04090019" w:tentative="1">
+      <w:start w:val="1"/>
+      <w:numFmt w:val="lowerLetter"/>
+      <w:lvlText w:val="%2)"/>
+      <w:lvlJc w:val="left"/>
+      <w:pPr>
+        <w:ind w:left="880" w:hanging="440"/>
+      </w:pPr>
+    </w:lvl>
+    <w:lvl w:ilvl="2" w:tplc="0409001B" w:tentative="1">
+      <w:start w:val="1"/>
+      <w:numFmt w:val="lowerRoman"/>
+      <w:lvlText w:val="%3."/>
+      <w:lvlJc w:val="right"/>
+      <w:pPr>
+        <w:ind w:left="1320" w:hanging="440"/>
+      </w:pPr>
+    </w:lvl>
+    <w:lvl w:ilvl="3" w:tplc="0409000F" w:tentative="1">
+      <w:start w:val="1"/>
+      <w:numFmt w:val="decimal"/>
+      <w:lvlText w:val="%4."/>
+      <w:lvlJc w:val="left"/>
+      <w:pPr>
+        <w:ind w:left="1760" w:hanging="440"/>
+      </w:pPr>
+    </w:lvl>
+    <w:lvl w:ilvl="4" w:tplc="04090019" w:tentative="1">
+      <w:start w:val="1"/>
+      <w:numFmt w:val="lowerLetter"/>
+      <w:lvlText w:val="%5)"/>
+      <w:lvlJc w:val="left"/>
+      <w:pPr>
+        <w:ind w:left="2200" w:hanging="440"/>
+      </w:pPr>
+    </w:lvl>
+    <w:lvl w:ilvl="5" w:tplc="0409001B" w:tentative="1">
+      <w:start w:val="1"/>
+      <w:numFmt w:val="lowerRoman"/>
+      <w:lvlText w:val="%6."/>
+      <w:lvlJc w:val="right"/>
+      <w:pPr>
+        <w:ind w:left="2640" w:hanging="440"/>
+      </w:pPr>
+    </w:lvl>
+    <w:lvl w:ilvl="6" w:tplc="0409000F" w:tentative="1">
+      <w:start w:val="1"/>
+      <w:numFmt w:val="decimal"/>
+      <w:lvlText w:val="%7."/>
+      <w:lvlJc w:val="left"/>
+      <w:pPr>
+        <w:ind w:left="3080" w:hanging="440"/>
+      </w:pPr>
+    </w:lvl>
+    <w:lvl w:ilvl="7" w:tplc="04090019" w:tentative="1">
+      <w:start w:val="1"/>
+      <w:numFmt w:val="lowerLetter"/>
+      <w:lvlText w:val="%8)"/>
+      <w:lvlJc w:val="left"/>
+      <w:pPr>
+        <w:ind w:left="3520" w:hanging="440"/>
+      </w:pPr>
+    </w:lvl>
+    <w:lvl w:ilvl="8" w:tplc="0409001B" w:tentative="1">
+      <w:start w:val="1"/>
+      <w:numFmt w:val="lowerRoman"/>
+      <w:lvlText w:val="%9."/>
+      <w:lvlJc w:val="right"/>
+      <w:pPr>
+        <w:ind w:left="3960" w:hanging="440"/>
+      </w:pPr>
+    </w:lvl>
+  </w:abstractNum>
+  <w:num w:numId="1" w16cid:durableId="242491027">
+    <w:abstractNumId w:val="0"/>
+  </w:num>
+</w:numbering>
 </file>
 
 <file path=word/styles.xml><?xml version="1.0" encoding="utf-8"?>
@@ -741,6 +1024,7 @@
   <w:style w:type="paragraph" w:default="1" w:styleId="a">
     <w:name w:val="Normal"/>
     <w:qFormat/>
+    <w:rsid w:val="007E5DB4"/>
     <w:pPr>
       <w:widowControl w:val="0"/>
     </w:pPr>
@@ -1263,6 +1547,69 @@
       <w:smallCaps/>
       <w:color w:val="0F4761" w:themeColor="accent1" w:themeShade="BF"/>
       <w:spacing w:val="5"/>
+    </w:rPr>
+  </w:style>
+  <w:style w:type="paragraph" w:styleId="ae">
+    <w:name w:val="header"/>
+    <w:basedOn w:val="a"/>
+    <w:link w:val="af"/>
+    <w:uiPriority w:val="99"/>
+    <w:unhideWhenUsed/>
+    <w:rsid w:val="007E5DB4"/>
+    <w:pPr>
+      <w:tabs>
+        <w:tab w:val="center" w:pos="4153"/>
+        <w:tab w:val="right" w:pos="8306"/>
+      </w:tabs>
+      <w:snapToGrid w:val="0"/>
+      <w:spacing w:line="240" w:lineRule="auto"/>
+      <w:jc w:val="center"/>
+    </w:pPr>
+    <w:rPr>
+      <w:sz w:val="18"/>
+      <w:szCs w:val="18"/>
+    </w:rPr>
+  </w:style>
+  <w:style w:type="character" w:customStyle="1" w:styleId="af">
+    <w:name w:val="页眉 字符"/>
+    <w:basedOn w:val="a0"/>
+    <w:link w:val="ae"/>
+    <w:uiPriority w:val="99"/>
+    <w:rsid w:val="007E5DB4"/>
+    <w:rPr>
+      <w:sz w:val="18"/>
+      <w:szCs w:val="18"/>
+    </w:rPr>
+  </w:style>
+  <w:style w:type="paragraph" w:styleId="af0">
+    <w:name w:val="footer"/>
+    <w:basedOn w:val="a"/>
+    <w:link w:val="af1"/>
+    <w:uiPriority w:val="99"/>
+    <w:unhideWhenUsed/>
+    <w:rsid w:val="007E5DB4"/>
+    <w:pPr>
+      <w:tabs>
+        <w:tab w:val="center" w:pos="4153"/>
+        <w:tab w:val="right" w:pos="8306"/>
+      </w:tabs>
+      <w:snapToGrid w:val="0"/>
+      <w:spacing w:line="240" w:lineRule="auto"/>
+    </w:pPr>
+    <w:rPr>
+      <w:sz w:val="18"/>
+      <w:szCs w:val="18"/>
+    </w:rPr>
+  </w:style>
+  <w:style w:type="character" w:customStyle="1" w:styleId="af1">
+    <w:name w:val="页脚 字符"/>
+    <w:basedOn w:val="a0"/>
+    <w:link w:val="af0"/>
+    <w:uiPriority w:val="99"/>
+    <w:rsid w:val="007E5DB4"/>
+    <w:rPr>
+      <w:sz w:val="18"/>
+      <w:szCs w:val="18"/>
     </w:rPr>
   </w:style>
 </w:styles>

--- a/public/单词本.docx
+++ b/public/单词本.docx
@@ -5,6 +5,7 @@
     <w:p>
       <w:pPr>
         <w:rPr>
+          <w:rFonts w:hint="eastAsia"/>
           <w:b/>
           <w:bCs/>
         </w:rPr>
@@ -25,6 +26,9 @@
           <w:ilvl w:val="0"/>
           <w:numId w:val="1"/>
         </w:numPr>
+        <w:rPr>
+          <w:rFonts w:hint="eastAsia"/>
+        </w:rPr>
       </w:pPr>
       <w:r>
         <w:t>reshuffle</w:t>
@@ -46,6 +50,9 @@
           <w:ilvl w:val="0"/>
           <w:numId w:val="1"/>
         </w:numPr>
+        <w:rPr>
+          <w:rFonts w:hint="eastAsia"/>
+        </w:rPr>
       </w:pPr>
       <w:r>
         <w:t>reorientation</w:t>
@@ -94,6 +101,9 @@
           <w:ilvl w:val="0"/>
           <w:numId w:val="1"/>
         </w:numPr>
+        <w:rPr>
+          <w:rFonts w:hint="eastAsia"/>
+        </w:rPr>
       </w:pPr>
       <w:r>
         <w:t>legitimacy</w:t>
@@ -148,6 +158,9 @@
           <w:ilvl w:val="0"/>
           <w:numId w:val="1"/>
         </w:numPr>
+        <w:rPr>
+          <w:rFonts w:hint="eastAsia"/>
+        </w:rPr>
       </w:pPr>
       <w:r>
         <w:t>prerequisite</w:t>
@@ -169,6 +182,9 @@
           <w:ilvl w:val="0"/>
           <w:numId w:val="1"/>
         </w:numPr>
+        <w:rPr>
+          <w:rFonts w:hint="eastAsia"/>
+        </w:rPr>
       </w:pPr>
       <w:r>
         <w:t>discourse</w:t>
@@ -196,6 +212,9 @@
           <w:ilvl w:val="0"/>
           <w:numId w:val="1"/>
         </w:numPr>
+        <w:rPr>
+          <w:rFonts w:hint="eastAsia"/>
+        </w:rPr>
       </w:pPr>
       <w:r>
         <w:t>rhetoric</w:t>
@@ -224,7 +243,6 @@
         </w:rPr>
         <w:t>ˈ</w:t>
       </w:r>
-      <w:proofErr w:type="spellStart"/>
       <w:r>
         <w:t>ret</w:t>
       </w:r>
@@ -244,11 +262,7 @@
         <w:t>ɪ</w:t>
       </w:r>
       <w:r>
-        <w:t>k</w:t>
-      </w:r>
-      <w:proofErr w:type="spellEnd"/>
-      <w:r>
-        <w:t>/</w:t>
+        <w:t>k/</w:t>
       </w:r>
     </w:p>
     <w:p>
@@ -258,6 +272,9 @@
           <w:ilvl w:val="0"/>
           <w:numId w:val="1"/>
         </w:numPr>
+        <w:rPr>
+          <w:rFonts w:hint="eastAsia"/>
+        </w:rPr>
       </w:pPr>
       <w:r>
         <w:t>diplomacy</w:t>
@@ -273,6 +290,9 @@
       <w:pPr>
         <w:pStyle w:val="a9"/>
         <w:ind w:left="360"/>
+        <w:rPr>
+          <w:rFonts w:hint="eastAsia"/>
+        </w:rPr>
       </w:pPr>
       <w:r>
         <w:t>diplomatic</w:t>
@@ -281,21 +301,7 @@
         <w:rPr>
           <w:rFonts w:hint="eastAsia"/>
         </w:rPr>
-        <w:t xml:space="preserve"> [A] connected with managing relations between countries (= diplomacy</w:t>
-      </w:r>
-      <w:proofErr w:type="gramStart"/>
-      <w:r>
-        <w:rPr>
-          <w:rFonts w:hint="eastAsia"/>
-        </w:rPr>
-        <w:t xml:space="preserve"> )</w:t>
-      </w:r>
-      <w:proofErr w:type="gramEnd"/>
-      <w:r>
-        <w:rPr>
-          <w:rFonts w:hint="eastAsia"/>
-        </w:rPr>
-        <w:t xml:space="preserve"> 外交的；从事外交的</w:t>
+        <w:t xml:space="preserve"> [A] connected with managing relations between countries (= diplomacy ) 外交的；从事外交的</w:t>
       </w:r>
     </w:p>
     <w:p>
@@ -305,6 +311,9 @@
           <w:ilvl w:val="0"/>
           <w:numId w:val="1"/>
         </w:numPr>
+        <w:rPr>
+          <w:rFonts w:hint="eastAsia"/>
+        </w:rPr>
       </w:pPr>
       <w:r>
         <w:rPr>
@@ -329,6 +338,9 @@
           <w:ilvl w:val="0"/>
           <w:numId w:val="1"/>
         </w:numPr>
+        <w:rPr>
+          <w:rFonts w:hint="eastAsia"/>
+        </w:rPr>
       </w:pPr>
       <w:r>
         <w:t>rectification</w:t>
@@ -356,6 +368,9 @@
           <w:ilvl w:val="0"/>
           <w:numId w:val="1"/>
         </w:numPr>
+        <w:rPr>
+          <w:rFonts w:hint="eastAsia"/>
+        </w:rPr>
       </w:pPr>
       <w:r>
         <w:t>lest</w:t>
@@ -377,6 +392,9 @@
           <w:ilvl w:val="0"/>
           <w:numId w:val="1"/>
         </w:numPr>
+        <w:rPr>
+          <w:rFonts w:hint="eastAsia"/>
+        </w:rPr>
       </w:pPr>
       <w:r>
         <w:t>dispute</w:t>
@@ -394,23 +412,7 @@
         <w:t xml:space="preserve"> </w:t>
       </w:r>
       <w:r>
-        <w:t xml:space="preserve">~ </w:t>
-      </w:r>
-      <w:proofErr w:type="gramStart"/>
-      <w:r>
-        <w:t>(between A and B)</w:t>
-      </w:r>
-      <w:proofErr w:type="gramEnd"/>
-      <w:r>
-        <w:t xml:space="preserve">~ </w:t>
-      </w:r>
-      <w:proofErr w:type="gramStart"/>
-      <w:r>
-        <w:t>(over/about sth)</w:t>
-      </w:r>
-      <w:proofErr w:type="gramEnd"/>
-      <w:r>
-        <w:t>an argument or a disagreement between two people, groups or countries; discussion about a subject where there is disagreement争论；辩论；争端；纠纷</w:t>
+        <w:t>~ (between A and B)~ (over/about sth)an argument or a disagreement between two people, groups or countries; discussion about a subject where there is disagreement争论；辩论；争端；纠纷</w:t>
       </w:r>
     </w:p>
     <w:p>
@@ -420,6 +422,9 @@
           <w:ilvl w:val="0"/>
           <w:numId w:val="1"/>
         </w:numPr>
+        <w:rPr>
+          <w:rFonts w:hint="eastAsia"/>
+        </w:rPr>
       </w:pPr>
       <w:r>
         <w:t>escalate</w:t>
@@ -431,15 +436,7 @@
         <w:t xml:space="preserve"> [V] </w:t>
       </w:r>
       <w:r>
-        <w:t xml:space="preserve">~ (sth) (into </w:t>
-      </w:r>
-      <w:proofErr w:type="gramStart"/>
-      <w:r>
-        <w:t>sth)to</w:t>
-      </w:r>
-      <w:proofErr w:type="gramEnd"/>
-      <w:r>
-        <w:t xml:space="preserve"> become or make sth greater, worse, more serious, etc.（使）逐步扩大，不断恶化，加剧</w:t>
+        <w:t>~ (sth) (into sth)to become or make sth greater, worse, more serious, etc.（使）逐步扩大，不断恶化，加剧</w:t>
       </w:r>
     </w:p>
     <w:p>
@@ -454,7 +451,19 @@
         </w:rPr>
       </w:pPr>
     </w:p>
-    <w:p/>
+    <w:p>
+      <w:pPr>
+        <w:rPr>
+          <w:rFonts w:hint="eastAsia"/>
+        </w:rPr>
+      </w:pPr>
+      <w:r>
+        <w:rPr>
+          <w:rFonts w:hint="eastAsia"/>
+        </w:rPr>
+        <w:t>2026.9.16 ITML课上电脑没电了，大悲！</w:t>
+      </w:r>
+    </w:p>
     <w:sectPr>
       <w:pgSz w:w="11906" w:h="16838"/>
       <w:pgMar w:top="1440" w:right="1800" w:bottom="1440" w:left="1800" w:header="851" w:footer="992" w:gutter="0"/>

--- a/public/单词本.docx
+++ b/public/单词本.docx
@@ -243,6 +243,7 @@
         </w:rPr>
         <w:t>ˈ</w:t>
       </w:r>
+      <w:proofErr w:type="spellStart"/>
       <w:r>
         <w:t>ret</w:t>
       </w:r>
@@ -262,7 +263,11 @@
         <w:t>ɪ</w:t>
       </w:r>
       <w:r>
-        <w:t>k/</w:t>
+        <w:t>k</w:t>
+      </w:r>
+      <w:proofErr w:type="spellEnd"/>
+      <w:r>
+        <w:t>/</w:t>
       </w:r>
     </w:p>
     <w:p>
@@ -301,7 +306,21 @@
         <w:rPr>
           <w:rFonts w:hint="eastAsia"/>
         </w:rPr>
-        <w:t xml:space="preserve"> [A] connected with managing relations between countries (= diplomacy ) 外交的；从事外交的</w:t>
+        <w:t xml:space="preserve"> [A] connected with managing relations between countries (= diplomacy</w:t>
+      </w:r>
+      <w:proofErr w:type="gramStart"/>
+      <w:r>
+        <w:rPr>
+          <w:rFonts w:hint="eastAsia"/>
+        </w:rPr>
+        <w:t xml:space="preserve"> )</w:t>
+      </w:r>
+      <w:proofErr w:type="gramEnd"/>
+      <w:r>
+        <w:rPr>
+          <w:rFonts w:hint="eastAsia"/>
+        </w:rPr>
+        <w:t xml:space="preserve"> 外交的；从事外交的</w:t>
       </w:r>
     </w:p>
     <w:p>
@@ -412,7 +431,23 @@
         <w:t xml:space="preserve"> </w:t>
       </w:r>
       <w:r>
-        <w:t>~ (between A and B)~ (over/about sth)an argument or a disagreement between two people, groups or countries; discussion about a subject where there is disagreement争论；辩论；争端；纠纷</w:t>
+        <w:t xml:space="preserve">~ </w:t>
+      </w:r>
+      <w:proofErr w:type="gramStart"/>
+      <w:r>
+        <w:t>(between A and B)</w:t>
+      </w:r>
+      <w:proofErr w:type="gramEnd"/>
+      <w:r>
+        <w:t xml:space="preserve">~ </w:t>
+      </w:r>
+      <w:proofErr w:type="gramStart"/>
+      <w:r>
+        <w:t>(over/about sth)</w:t>
+      </w:r>
+      <w:proofErr w:type="gramEnd"/>
+      <w:r>
+        <w:t>an argument or a disagreement between two people, groups or countries; discussion about a subject where there is disagreement争论；辩论；争端；纠纷</w:t>
       </w:r>
     </w:p>
     <w:p>
@@ -436,37 +471,1189 @@
         <w:t xml:space="preserve"> [V] </w:t>
       </w:r>
       <w:r>
-        <w:t>~ (sth) (into sth)to become or make sth greater, worse, more serious, etc.（使）逐步扩大，不断恶化，加剧</w:t>
-      </w:r>
-    </w:p>
-    <w:p>
-      <w:pPr>
-        <w:pStyle w:val="a9"/>
-        <w:numPr>
-          <w:ilvl w:val="0"/>
-          <w:numId w:val="1"/>
-        </w:numPr>
-        <w:rPr>
-          <w:rFonts w:hint="eastAsia"/>
-        </w:rPr>
-      </w:pPr>
-    </w:p>
-    <w:p>
-      <w:pPr>
-        <w:rPr>
-          <w:rFonts w:hint="eastAsia"/>
-        </w:rPr>
-      </w:pPr>
-      <w:r>
-        <w:rPr>
-          <w:rFonts w:hint="eastAsia"/>
-        </w:rPr>
-        <w:t>2026.9.16 ITML课上电脑没电了，大悲！</w:t>
-      </w:r>
+        <w:t xml:space="preserve">~ (sth) (into </w:t>
+      </w:r>
+      <w:proofErr w:type="gramStart"/>
+      <w:r>
+        <w:t>sth)to</w:t>
+      </w:r>
+      <w:proofErr w:type="gramEnd"/>
+      <w:r>
+        <w:t xml:space="preserve"> become or make sth greater, worse, more serious, etc.（使）逐步扩大，不断恶化，加剧</w:t>
+      </w:r>
+    </w:p>
+    <w:p>
+      <w:pPr>
+        <w:pStyle w:val="a9"/>
+        <w:numPr>
+          <w:ilvl w:val="0"/>
+          <w:numId w:val="1"/>
+        </w:numPr>
+      </w:pPr>
+      <w:r>
+        <w:t>delusional</w:t>
+      </w:r>
+      <w:r>
+        <w:rPr>
+          <w:rFonts w:hint="eastAsia"/>
+        </w:rPr>
+        <w:t xml:space="preserve"> [A]</w:t>
+      </w:r>
+      <w:r>
+        <w:rPr>
+          <w:rFonts w:hint="eastAsia"/>
+        </w:rPr>
+        <w:t xml:space="preserve"> </w:t>
+      </w:r>
+      <w:r>
+        <w:t>妄想的，受妄想支配的</w:t>
+      </w:r>
+    </w:p>
+    <w:p>
+      <w:pPr>
+        <w:pStyle w:val="a9"/>
+        <w:numPr>
+          <w:ilvl w:val="0"/>
+          <w:numId w:val="1"/>
+        </w:numPr>
+      </w:pPr>
+      <w:r>
+        <w:t>ascertain</w:t>
+      </w:r>
+      <w:r>
+        <w:rPr>
+          <w:rFonts w:hint="eastAsia"/>
+        </w:rPr>
+        <w:t xml:space="preserve"> [V]</w:t>
+      </w:r>
+      <w:r>
+        <w:rPr>
+          <w:rFonts w:hint="eastAsia"/>
+        </w:rPr>
+        <w:t xml:space="preserve"> </w:t>
+      </w:r>
+      <w:r>
+        <w:t>to find out the true or correct information about sth查明；弄清</w:t>
+      </w:r>
+    </w:p>
+    <w:p>
+      <w:pPr>
+        <w:pStyle w:val="a9"/>
+        <w:numPr>
+          <w:ilvl w:val="0"/>
+          <w:numId w:val="1"/>
+        </w:numPr>
+      </w:pPr>
+      <w:r>
+        <w:t>aversion</w:t>
+      </w:r>
+      <w:r>
+        <w:rPr>
+          <w:rFonts w:hint="eastAsia"/>
+        </w:rPr>
+        <w:t xml:space="preserve"> [N]</w:t>
+      </w:r>
+      <w:r>
+        <w:rPr>
+          <w:rFonts w:hint="eastAsia"/>
+        </w:rPr>
+        <w:t xml:space="preserve"> </w:t>
+      </w:r>
+      <w:r>
+        <w:t xml:space="preserve">~ </w:t>
+      </w:r>
+      <w:proofErr w:type="gramStart"/>
+      <w:r>
+        <w:t>(to sb/sth)</w:t>
+      </w:r>
+      <w:proofErr w:type="gramEnd"/>
+      <w:r>
+        <w:t>a strong feeling of not liking sb/sth厌恶；憎恶</w:t>
+      </w:r>
+    </w:p>
+    <w:p>
+      <w:pPr>
+        <w:pStyle w:val="a9"/>
+        <w:numPr>
+          <w:ilvl w:val="0"/>
+          <w:numId w:val="1"/>
+        </w:numPr>
+      </w:pPr>
+      <w:r>
+        <w:t>deteriorat</w:t>
+      </w:r>
+      <w:r>
+        <w:rPr>
+          <w:rFonts w:hint="eastAsia"/>
+        </w:rPr>
+        <w:t xml:space="preserve">e </w:t>
+      </w:r>
+      <w:r>
+        <w:t xml:space="preserve">[V]~ </w:t>
+      </w:r>
+      <w:proofErr w:type="gramStart"/>
+      <w:r>
+        <w:t>(into sth)</w:t>
+      </w:r>
+      <w:proofErr w:type="gramEnd"/>
+      <w:r>
+        <w:t>to become worse变坏；恶化；退化</w:t>
+      </w:r>
+    </w:p>
+    <w:p>
+      <w:pPr>
+        <w:pStyle w:val="a9"/>
+        <w:numPr>
+          <w:ilvl w:val="0"/>
+          <w:numId w:val="1"/>
+        </w:numPr>
+      </w:pPr>
+      <w:r>
+        <w:t>conveyor belt</w:t>
+      </w:r>
+      <w:r>
+        <w:rPr>
+          <w:rFonts w:hint="eastAsia"/>
+        </w:rPr>
+        <w:t xml:space="preserve">: </w:t>
+      </w:r>
+      <w:r>
+        <w:t>a continuous moving band used for transporting goods from one part of a building to another, for example products in a factory or suitcases in an airport传送带，输送带（如输送工厂的产品或机场的行李）</w:t>
+      </w:r>
+    </w:p>
+    <w:p>
+      <w:pPr>
+        <w:pStyle w:val="a9"/>
+        <w:numPr>
+          <w:ilvl w:val="0"/>
+          <w:numId w:val="1"/>
+        </w:numPr>
+      </w:pPr>
+      <w:r>
+        <w:t>irretrievable</w:t>
+      </w:r>
+      <w:r>
+        <w:rPr>
+          <w:rFonts w:hint="eastAsia"/>
+        </w:rPr>
+        <w:t xml:space="preserve"> [A]</w:t>
+      </w:r>
+      <w:r>
+        <w:rPr>
+          <w:rFonts w:hint="eastAsia"/>
+        </w:rPr>
+        <w:t xml:space="preserve"> </w:t>
+      </w:r>
+      <w:proofErr w:type="gramStart"/>
+      <w:r>
+        <w:t xml:space="preserve">( </w:t>
+      </w:r>
+      <w:proofErr w:type="gramEnd"/>
+      <w:r>
+        <w:t>formal ) that you can never make right or get back不可纠正的；无法挽回的</w:t>
+      </w:r>
+    </w:p>
+    <w:p>
+      <w:pPr>
+        <w:pStyle w:val="a9"/>
+        <w:numPr>
+          <w:ilvl w:val="0"/>
+          <w:numId w:val="1"/>
+        </w:numPr>
+      </w:pPr>
+      <w:r>
+        <w:t>elaborate</w:t>
+      </w:r>
+      <w:r>
+        <w:rPr>
+          <w:rFonts w:hint="eastAsia"/>
+        </w:rPr>
+        <w:t xml:space="preserve"> [A]</w:t>
+      </w:r>
+      <w:r>
+        <w:rPr>
+          <w:rFonts w:hint="eastAsia"/>
+        </w:rPr>
+        <w:t xml:space="preserve"> </w:t>
+      </w:r>
+      <w:r>
+        <w:t>[usually before noun]very complicated and detailed; carefully prepared and organized复杂的；详尽的；精心制作的</w:t>
+      </w:r>
+    </w:p>
+    <w:p>
+      <w:pPr>
+        <w:pStyle w:val="a9"/>
+        <w:numPr>
+          <w:ilvl w:val="0"/>
+          <w:numId w:val="1"/>
+        </w:numPr>
+      </w:pPr>
+      <w:r>
+        <w:lastRenderedPageBreak/>
+        <w:t>consent</w:t>
+      </w:r>
+      <w:r>
+        <w:rPr>
+          <w:rFonts w:hint="eastAsia"/>
+        </w:rPr>
+        <w:t xml:space="preserve"> [N/V] </w:t>
+      </w:r>
+      <w:r>
+        <w:t xml:space="preserve">~ </w:t>
+      </w:r>
+      <w:proofErr w:type="gramStart"/>
+      <w:r>
+        <w:t>(to sth)</w:t>
+      </w:r>
+      <w:proofErr w:type="gramEnd"/>
+      <w:r>
+        <w:t>permission to do sth, especially given by sb in authority同意；准许；允许</w:t>
+      </w:r>
+    </w:p>
+    <w:p>
+      <w:pPr>
+        <w:rPr>
+          <w:rFonts w:hint="eastAsia"/>
+        </w:rPr>
+      </w:pPr>
+      <w:r>
+        <w:rPr>
+          <w:rFonts w:hint="eastAsia"/>
+        </w:rPr>
+        <w:t xml:space="preserve">*Notice: 在Part 3 </w:t>
+      </w:r>
+      <w:proofErr w:type="spellStart"/>
+      <w:r>
+        <w:rPr>
+          <w:rFonts w:hint="eastAsia"/>
+        </w:rPr>
+        <w:t>Scetion</w:t>
+      </w:r>
+      <w:proofErr w:type="spellEnd"/>
+      <w:r>
+        <w:rPr>
+          <w:rFonts w:hint="eastAsia"/>
+        </w:rPr>
+        <w:t xml:space="preserve"> A 中出现的选项单词由于不认识破坏力过大，因此使用粗体标注</w:t>
+      </w:r>
+    </w:p>
+    <w:p>
+      <w:pPr>
+        <w:pStyle w:val="a9"/>
+        <w:numPr>
+          <w:ilvl w:val="0"/>
+          <w:numId w:val="1"/>
+        </w:numPr>
+        <w:rPr>
+          <w:b/>
+          <w:bCs/>
+        </w:rPr>
+      </w:pPr>
+      <w:r>
+        <w:rPr>
+          <w:b/>
+          <w:bCs/>
+        </w:rPr>
+        <w:t>concede</w:t>
+      </w:r>
+      <w:r>
+        <w:rPr>
+          <w:rFonts w:hint="eastAsia"/>
+          <w:b/>
+          <w:bCs/>
+        </w:rPr>
+        <w:t xml:space="preserve"> [V] </w:t>
+      </w:r>
+      <w:r>
+        <w:rPr>
+          <w:rFonts w:hint="eastAsia"/>
+          <w:b/>
+          <w:bCs/>
+        </w:rPr>
+        <w:t xml:space="preserve">~ sth </w:t>
+      </w:r>
+      <w:proofErr w:type="gramStart"/>
+      <w:r>
+        <w:rPr>
+          <w:rFonts w:hint="eastAsia"/>
+          <w:b/>
+          <w:bCs/>
+        </w:rPr>
+        <w:t>(to sb)</w:t>
+      </w:r>
+      <w:proofErr w:type="gramEnd"/>
+      <w:r>
+        <w:rPr>
+          <w:rFonts w:hint="eastAsia"/>
+          <w:b/>
+          <w:bCs/>
+        </w:rPr>
+        <w:t xml:space="preserve">~ sb </w:t>
+      </w:r>
+      <w:proofErr w:type="spellStart"/>
+      <w:r>
+        <w:rPr>
+          <w:rFonts w:hint="eastAsia"/>
+          <w:b/>
+          <w:bCs/>
+        </w:rPr>
+        <w:t>sthto</w:t>
+      </w:r>
+      <w:proofErr w:type="spellEnd"/>
+      <w:r>
+        <w:rPr>
+          <w:rFonts w:hint="eastAsia"/>
+          <w:b/>
+          <w:bCs/>
+        </w:rPr>
+        <w:t xml:space="preserve"> admit that sth is true, logical, etc.承认（某事属实、合乎逻辑等）</w:t>
+      </w:r>
+      <w:r>
+        <w:rPr>
+          <w:rFonts w:hint="eastAsia"/>
+          <w:b/>
+          <w:bCs/>
+        </w:rPr>
+        <w:t>;</w:t>
+      </w:r>
+      <w:r>
+        <w:rPr>
+          <w:rFonts w:hint="eastAsia"/>
+          <w:b/>
+          <w:bCs/>
+        </w:rPr>
+        <w:t xml:space="preserve">~ sth </w:t>
+      </w:r>
+      <w:proofErr w:type="gramStart"/>
+      <w:r>
+        <w:rPr>
+          <w:rFonts w:hint="eastAsia"/>
+          <w:b/>
+          <w:bCs/>
+        </w:rPr>
+        <w:t>(to sb)</w:t>
+      </w:r>
+      <w:proofErr w:type="gramEnd"/>
+      <w:r>
+        <w:rPr>
+          <w:rFonts w:hint="eastAsia"/>
+          <w:b/>
+          <w:bCs/>
+        </w:rPr>
+        <w:t xml:space="preserve">~ sb </w:t>
+      </w:r>
+      <w:proofErr w:type="spellStart"/>
+      <w:r>
+        <w:rPr>
+          <w:rFonts w:hint="eastAsia"/>
+          <w:b/>
+          <w:bCs/>
+        </w:rPr>
+        <w:t>sthto</w:t>
+      </w:r>
+      <w:proofErr w:type="spellEnd"/>
+      <w:r>
+        <w:rPr>
+          <w:rFonts w:hint="eastAsia"/>
+          <w:b/>
+          <w:bCs/>
+        </w:rPr>
+        <w:t xml:space="preserve"> give sth away, especially unwillingly; to allow sb to have sth（尤指勉强地）让与，让步；允许</w:t>
+      </w:r>
+    </w:p>
+    <w:p>
+      <w:pPr>
+        <w:pStyle w:val="a9"/>
+        <w:ind w:left="360"/>
+        <w:rPr>
+          <w:b/>
+          <w:bCs/>
+        </w:rPr>
+      </w:pPr>
+      <w:r>
+        <w:rPr>
+          <w:b/>
+          <w:bCs/>
+        </w:rPr>
+        <w:t xml:space="preserve">‘Not bad,’ she conceded </w:t>
+      </w:r>
+      <w:proofErr w:type="gramStart"/>
+      <w:r>
+        <w:rPr>
+          <w:b/>
+          <w:bCs/>
+        </w:rPr>
+        <w:t>grudgingly.“</w:t>
+      </w:r>
+      <w:proofErr w:type="gramEnd"/>
+      <w:r>
+        <w:rPr>
+          <w:b/>
+          <w:bCs/>
+        </w:rPr>
+        <w:t>不错</w:t>
+      </w:r>
+      <w:proofErr w:type="gramStart"/>
+      <w:r>
+        <w:rPr>
+          <w:b/>
+          <w:bCs/>
+        </w:rPr>
+        <w:t>。”她勉强承认道</w:t>
+      </w:r>
+      <w:proofErr w:type="gramEnd"/>
+      <w:r>
+        <w:rPr>
+          <w:b/>
+          <w:bCs/>
+        </w:rPr>
+        <w:t>。</w:t>
+      </w:r>
+    </w:p>
+    <w:p>
+      <w:pPr>
+        <w:pStyle w:val="a9"/>
+        <w:numPr>
+          <w:ilvl w:val="0"/>
+          <w:numId w:val="1"/>
+        </w:numPr>
+        <w:rPr>
+          <w:b/>
+          <w:bCs/>
+        </w:rPr>
+      </w:pPr>
+      <w:r>
+        <w:rPr>
+          <w:b/>
+          <w:bCs/>
+        </w:rPr>
+        <w:t>disregard</w:t>
+      </w:r>
+      <w:r>
+        <w:rPr>
+          <w:rFonts w:hint="eastAsia"/>
+          <w:b/>
+          <w:bCs/>
+        </w:rPr>
+        <w:t xml:space="preserve"> [V/N] </w:t>
+      </w:r>
+      <w:r>
+        <w:rPr>
+          <w:b/>
+          <w:bCs/>
+        </w:rPr>
+        <w:t>to not consider sth; to treat sth as unimportant不理会；不顾；漠视</w:t>
+      </w:r>
+    </w:p>
+    <w:p>
+      <w:pPr>
+        <w:pStyle w:val="a9"/>
+        <w:numPr>
+          <w:ilvl w:val="0"/>
+          <w:numId w:val="1"/>
+        </w:numPr>
+        <w:rPr>
+          <w:b/>
+          <w:bCs/>
+        </w:rPr>
+      </w:pPr>
+      <w:r>
+        <w:rPr>
+          <w:b/>
+          <w:bCs/>
+        </w:rPr>
+        <w:t>maneuver</w:t>
+      </w:r>
+      <w:r>
+        <w:rPr>
+          <w:rFonts w:hint="eastAsia"/>
+          <w:b/>
+          <w:bCs/>
+        </w:rPr>
+        <w:t xml:space="preserve"> [N/V]</w:t>
+      </w:r>
+      <w:r>
+        <w:rPr>
+          <w:rFonts w:hint="eastAsia"/>
+        </w:rPr>
+        <w:t xml:space="preserve"> </w:t>
+      </w:r>
+      <w:r>
+        <w:rPr>
+          <w:b/>
+          <w:bCs/>
+        </w:rPr>
+        <w:t>a movement performed with care and skill细致巧妙的移动；机动动作</w:t>
+      </w:r>
+      <w:r>
+        <w:rPr>
+          <w:rFonts w:hint="eastAsia"/>
+          <w:b/>
+          <w:bCs/>
+        </w:rPr>
+        <w:t>；</w:t>
+      </w:r>
+    </w:p>
+    <w:p>
+      <w:pPr>
+        <w:pStyle w:val="a9"/>
+        <w:ind w:left="360"/>
+        <w:rPr>
+          <w:b/>
+          <w:bCs/>
+        </w:rPr>
+      </w:pPr>
+      <w:r>
+        <w:rPr>
+          <w:b/>
+          <w:bCs/>
+        </w:rPr>
+        <w:t>a clever plan, action or movement that is used to give sb an advantage策略；手段；花招；伎俩</w:t>
+      </w:r>
+      <w:r>
+        <w:rPr>
+          <w:rFonts w:hint="eastAsia"/>
+          <w:b/>
+          <w:bCs/>
+        </w:rPr>
+        <w:t>；军事演习，作战演习</w:t>
+      </w:r>
+    </w:p>
+    <w:p>
+      <w:pPr>
+        <w:pStyle w:val="a9"/>
+        <w:ind w:left="360"/>
+        <w:rPr>
+          <w:b/>
+          <w:bCs/>
+        </w:rPr>
+      </w:pPr>
+      <w:r>
+        <w:rPr>
+          <w:rFonts w:hint="eastAsia"/>
+          <w:b/>
+          <w:bCs/>
+        </w:rPr>
+        <w:t>衍生词：</w:t>
+      </w:r>
+      <w:r>
+        <w:rPr>
+          <w:b/>
+          <w:bCs/>
+        </w:rPr>
+        <w:t xml:space="preserve">diplomatic </w:t>
+      </w:r>
+      <w:proofErr w:type="spellStart"/>
+      <w:r>
+        <w:rPr>
+          <w:b/>
+          <w:bCs/>
+        </w:rPr>
+        <w:t>manoeuvres</w:t>
+      </w:r>
+      <w:proofErr w:type="spellEnd"/>
+      <w:r>
+        <w:rPr>
+          <w:b/>
+          <w:bCs/>
+        </w:rPr>
+        <w:t>外交策略</w:t>
+      </w:r>
+    </w:p>
+    <w:p>
+      <w:pPr>
+        <w:pStyle w:val="a9"/>
+        <w:numPr>
+          <w:ilvl w:val="0"/>
+          <w:numId w:val="1"/>
+        </w:numPr>
+        <w:rPr>
+          <w:b/>
+          <w:bCs/>
+        </w:rPr>
+      </w:pPr>
+      <w:r>
+        <w:rPr>
+          <w:b/>
+          <w:bCs/>
+        </w:rPr>
+        <w:t>refute</w:t>
+      </w:r>
+      <w:r>
+        <w:rPr>
+          <w:rFonts w:hint="eastAsia"/>
+          <w:b/>
+          <w:bCs/>
+        </w:rPr>
+        <w:t xml:space="preserve"> [V] </w:t>
+      </w:r>
+      <w:r>
+        <w:rPr>
+          <w:rFonts w:hint="eastAsia"/>
+          <w:b/>
+          <w:bCs/>
+        </w:rPr>
+        <w:t>to prove that sth is wrong驳斥；批驳</w:t>
+      </w:r>
+      <w:r>
+        <w:rPr>
+          <w:rFonts w:hint="eastAsia"/>
+          <w:b/>
+          <w:bCs/>
+        </w:rPr>
+        <w:t>;</w:t>
+      </w:r>
+      <w:r>
+        <w:rPr>
+          <w:rFonts w:hint="eastAsia"/>
+        </w:rPr>
+        <w:t xml:space="preserve"> </w:t>
+      </w:r>
+      <w:r>
+        <w:rPr>
+          <w:b/>
+          <w:bCs/>
+        </w:rPr>
+        <w:t>to say that sth is not true or fair SYN deny反驳；否认</w:t>
+      </w:r>
+    </w:p>
+    <w:p>
+      <w:pPr>
+        <w:pStyle w:val="a9"/>
+        <w:numPr>
+          <w:ilvl w:val="0"/>
+          <w:numId w:val="1"/>
+        </w:numPr>
+      </w:pPr>
+      <w:r>
+        <w:t>assortment</w:t>
+      </w:r>
+      <w:r>
+        <w:rPr>
+          <w:rFonts w:hint="eastAsia"/>
+        </w:rPr>
+        <w:t xml:space="preserve"> [N] </w:t>
+      </w:r>
+      <w:r>
+        <w:t>a collection of different things or of different types of the same thing各种各样</w:t>
+      </w:r>
+      <w:r>
+        <w:rPr>
+          <w:rFonts w:hint="eastAsia"/>
+        </w:rPr>
+        <w:t xml:space="preserve"> </w:t>
+      </w:r>
+    </w:p>
+    <w:p>
+      <w:pPr>
+        <w:pStyle w:val="a9"/>
+        <w:numPr>
+          <w:ilvl w:val="0"/>
+          <w:numId w:val="2"/>
+        </w:numPr>
+      </w:pPr>
+      <w:r>
+        <w:rPr>
+          <w:rFonts w:hint="eastAsia"/>
+        </w:rPr>
+        <w:t>an assortment of sth.</w:t>
+      </w:r>
+    </w:p>
+    <w:p>
+      <w:pPr>
+        <w:pStyle w:val="a9"/>
+        <w:numPr>
+          <w:ilvl w:val="0"/>
+          <w:numId w:val="1"/>
+        </w:numPr>
+      </w:pPr>
+      <w:r>
+        <w:rPr>
+          <w:rFonts w:hint="eastAsia"/>
+        </w:rPr>
+        <w:t>d</w:t>
+      </w:r>
+      <w:r>
+        <w:t>eploy</w:t>
+      </w:r>
+      <w:r>
+        <w:rPr>
+          <w:rFonts w:hint="eastAsia"/>
+        </w:rPr>
+        <w:t xml:space="preserve"> [V]</w:t>
+      </w:r>
+      <w:proofErr w:type="gramStart"/>
+      <w:r>
+        <w:rPr>
+          <w:rFonts w:hint="eastAsia"/>
+        </w:rPr>
+        <w:t xml:space="preserve">( </w:t>
+      </w:r>
+      <w:proofErr w:type="gramEnd"/>
+      <w:r>
+        <w:rPr>
+          <w:rFonts w:hint="eastAsia"/>
+        </w:rPr>
+        <w:t>formal ) to use sth effectively有效地利用；调动</w:t>
+      </w:r>
+    </w:p>
+    <w:p>
+      <w:pPr>
+        <w:pStyle w:val="a9"/>
+        <w:ind w:left="360"/>
+      </w:pPr>
+      <w:r>
+        <w:t>redeploy</w:t>
+      </w:r>
+      <w:r>
+        <w:rPr>
+          <w:rFonts w:hint="eastAsia"/>
+        </w:rPr>
+        <w:t xml:space="preserve"> [V] </w:t>
+      </w:r>
+      <w:r>
+        <w:t xml:space="preserve">~ sb/sth </w:t>
+      </w:r>
+      <w:proofErr w:type="gramStart"/>
+      <w:r>
+        <w:t>(to sth)</w:t>
+      </w:r>
+      <w:proofErr w:type="gramEnd"/>
+      <w:r>
+        <w:t>to move sb/sth to a new position or job调配；重新部署</w:t>
+      </w:r>
+    </w:p>
+    <w:p>
+      <w:pPr>
+        <w:pStyle w:val="a9"/>
+        <w:ind w:left="360"/>
+        <w:rPr>
+          <w:rFonts w:hint="eastAsia"/>
+        </w:rPr>
+      </w:pPr>
+      <w:r>
+        <w:t>Most of the employees will be redeployed to other parts of the company.大多数雇员将被调配到公司的其他部门。</w:t>
+      </w:r>
+    </w:p>
+    <w:p>
+      <w:pPr>
+        <w:pStyle w:val="a9"/>
+        <w:numPr>
+          <w:ilvl w:val="0"/>
+          <w:numId w:val="1"/>
+        </w:numPr>
+      </w:pPr>
+      <w:r>
+        <w:t>plausible</w:t>
+      </w:r>
+      <w:r>
+        <w:rPr>
+          <w:rFonts w:hint="eastAsia"/>
+        </w:rPr>
+        <w:t xml:space="preserve"> [A]</w:t>
+      </w:r>
+      <w:r>
+        <w:rPr>
+          <w:rFonts w:hint="eastAsia"/>
+        </w:rPr>
+        <w:t xml:space="preserve"> </w:t>
+      </w:r>
+      <w:r>
+        <w:t>reasonable and likely to be true有道理的；可信的</w:t>
+      </w:r>
+    </w:p>
+    <w:p>
+      <w:pPr>
+        <w:pStyle w:val="a9"/>
+        <w:numPr>
+          <w:ilvl w:val="0"/>
+          <w:numId w:val="1"/>
+        </w:numPr>
+      </w:pPr>
+      <w:r>
+        <w:t>glamorous</w:t>
+      </w:r>
+      <w:r>
+        <w:rPr>
+          <w:rFonts w:hint="eastAsia"/>
+        </w:rPr>
+        <w:t xml:space="preserve"> [A] </w:t>
+      </w:r>
+      <w:r>
+        <w:t>especially attractive and exciting, and different from ordinary things or people特别富有魅力的；富于刺激的；独特的</w:t>
+      </w:r>
+    </w:p>
+    <w:p>
+      <w:pPr>
+        <w:pStyle w:val="a9"/>
+        <w:numPr>
+          <w:ilvl w:val="0"/>
+          <w:numId w:val="1"/>
+        </w:numPr>
+      </w:pPr>
+      <w:r>
+        <w:t>miss the mark</w:t>
+      </w:r>
+      <w:proofErr w:type="gramStart"/>
+      <w:r>
+        <w:rPr>
+          <w:rFonts w:hint="eastAsia"/>
+        </w:rPr>
+        <w:t xml:space="preserve"> :</w:t>
+      </w:r>
+      <w:proofErr w:type="gramEnd"/>
+      <w:r>
+        <w:rPr>
+          <w:rFonts w:hint="eastAsia"/>
+        </w:rPr>
+        <w:t xml:space="preserve"> </w:t>
+      </w:r>
+      <w:r>
+        <w:t>未能达到预期结果：未能达到预期的结果</w:t>
+      </w:r>
+    </w:p>
+    <w:p>
+      <w:pPr>
+        <w:pStyle w:val="a9"/>
+        <w:numPr>
+          <w:ilvl w:val="0"/>
+          <w:numId w:val="1"/>
+        </w:numPr>
+      </w:pPr>
+      <w:r>
+        <w:t>not least</w:t>
+      </w:r>
+      <w:proofErr w:type="gramStart"/>
+      <w:r>
+        <w:rPr>
+          <w:rFonts w:hint="eastAsia"/>
+        </w:rPr>
+        <w:t xml:space="preserve"> :</w:t>
+      </w:r>
+      <w:proofErr w:type="gramEnd"/>
+      <w:r>
+        <w:rPr>
+          <w:rFonts w:hint="eastAsia"/>
+        </w:rPr>
+        <w:t xml:space="preserve"> </w:t>
+      </w:r>
+      <w:r>
+        <w:t>尤其，特别是</w:t>
+      </w:r>
+    </w:p>
+    <w:p>
+      <w:pPr>
+        <w:pStyle w:val="a9"/>
+        <w:numPr>
+          <w:ilvl w:val="0"/>
+          <w:numId w:val="1"/>
+        </w:numPr>
+      </w:pPr>
+      <w:r>
+        <w:rPr>
+          <w:rFonts w:hint="eastAsia"/>
+        </w:rPr>
+        <w:t>rival [N/V]</w:t>
+      </w:r>
+      <w:r>
+        <w:rPr>
+          <w:rFonts w:hint="eastAsia"/>
+        </w:rPr>
+        <w:t xml:space="preserve"> </w:t>
+      </w:r>
+      <w:r>
+        <w:t xml:space="preserve">~ </w:t>
+      </w:r>
+      <w:proofErr w:type="gramStart"/>
+      <w:r>
+        <w:t>(to sb/sth)</w:t>
+      </w:r>
+      <w:proofErr w:type="gramEnd"/>
+      <w:r>
+        <w:t xml:space="preserve"> </w:t>
+      </w:r>
+      <w:proofErr w:type="gramStart"/>
+      <w:r>
+        <w:t>(for sth)</w:t>
+      </w:r>
+      <w:proofErr w:type="gramEnd"/>
+      <w:r>
+        <w:t>a person, company, or thing that competes with another in sport, business, etc.竞争对手</w:t>
+      </w:r>
+    </w:p>
+    <w:p>
+      <w:pPr>
+        <w:pStyle w:val="a9"/>
+        <w:numPr>
+          <w:ilvl w:val="0"/>
+          <w:numId w:val="1"/>
+        </w:numPr>
+      </w:pPr>
+      <w:r>
+        <w:t>sentiment</w:t>
+      </w:r>
+      <w:r>
+        <w:rPr>
+          <w:rFonts w:hint="eastAsia"/>
+        </w:rPr>
+        <w:t xml:space="preserve"> [N]</w:t>
+      </w:r>
+      <w:r>
+        <w:rPr>
+          <w:rFonts w:hint="eastAsia"/>
+        </w:rPr>
+        <w:t xml:space="preserve"> </w:t>
+      </w:r>
+      <w:proofErr w:type="gramStart"/>
+      <w:r>
+        <w:t xml:space="preserve">( </w:t>
+      </w:r>
+      <w:proofErr w:type="gramEnd"/>
+      <w:r>
+        <w:t>formal ) a feeling or an opinion, especially one based on emotions（基于情感的）观点，看法；情绪</w:t>
+      </w:r>
+    </w:p>
+    <w:p>
+      <w:pPr>
+        <w:pStyle w:val="a9"/>
+        <w:numPr>
+          <w:ilvl w:val="0"/>
+          <w:numId w:val="1"/>
+        </w:numPr>
+      </w:pPr>
+      <w:r>
+        <w:t>complacent</w:t>
+      </w:r>
+      <w:r>
+        <w:rPr>
+          <w:rFonts w:hint="eastAsia"/>
+        </w:rPr>
+        <w:t xml:space="preserve"> [A] </w:t>
+      </w:r>
+      <w:r>
+        <w:t xml:space="preserve">~ (about sb/sth) </w:t>
+      </w:r>
+      <w:proofErr w:type="gramStart"/>
+      <w:r>
+        <w:t xml:space="preserve">( </w:t>
+      </w:r>
+      <w:proofErr w:type="spellStart"/>
+      <w:r>
+        <w:t>usuallydisapproving</w:t>
+      </w:r>
+      <w:proofErr w:type="spellEnd"/>
+      <w:proofErr w:type="gramEnd"/>
+      <w:r>
+        <w:t>) A complacent person is very pleased with themselves or feels that they do not need to do anything about a situation, even though the situation may be uncertain or dangerous. 自满</w:t>
+      </w:r>
+      <w:proofErr w:type="gramStart"/>
+      <w:r>
+        <w:t>的;</w:t>
+      </w:r>
+      <w:proofErr w:type="gramEnd"/>
+      <w:r>
+        <w:t xml:space="preserve"> 盲目乐观的</w:t>
+      </w:r>
+    </w:p>
+    <w:p>
+      <w:pPr>
+        <w:pStyle w:val="a9"/>
+        <w:ind w:left="360"/>
+      </w:pPr>
+      <w:r>
+        <w:rPr>
+          <w:rFonts w:hint="eastAsia"/>
+        </w:rPr>
+        <w:t>-</w:t>
+      </w:r>
+      <w:r>
+        <w:t>a dangerously complacent attitude to the increase in unemployment对失业增加抱满不在乎的危险态度</w:t>
+      </w:r>
+    </w:p>
+    <w:p>
+      <w:pPr>
+        <w:pStyle w:val="a9"/>
+        <w:numPr>
+          <w:ilvl w:val="0"/>
+          <w:numId w:val="1"/>
+        </w:numPr>
+      </w:pPr>
+      <w:r>
+        <w:t>whirlwind</w:t>
+      </w:r>
+      <w:r>
+        <w:rPr>
+          <w:rFonts w:hint="eastAsia"/>
+        </w:rPr>
+        <w:t xml:space="preserve"> [N] </w:t>
+      </w:r>
+      <w:r>
+        <w:rPr>
+          <w:rFonts w:hint="eastAsia"/>
+        </w:rPr>
+        <w:t>a situation or series of events where a lot of things happen very quickly一片忙乱</w:t>
+      </w:r>
+    </w:p>
+    <w:p>
+      <w:pPr>
+        <w:pStyle w:val="a9"/>
+        <w:numPr>
+          <w:ilvl w:val="0"/>
+          <w:numId w:val="1"/>
+        </w:numPr>
+      </w:pPr>
+      <w:r>
+        <w:t>confide</w:t>
+      </w:r>
+      <w:r>
+        <w:rPr>
+          <w:rFonts w:hint="eastAsia"/>
+        </w:rPr>
+        <w:t xml:space="preserve"> [V] </w:t>
+      </w:r>
+      <w:r>
+        <w:t xml:space="preserve">~ </w:t>
+      </w:r>
+      <w:proofErr w:type="gramStart"/>
+      <w:r>
+        <w:t>(sth)</w:t>
+      </w:r>
+      <w:proofErr w:type="gramEnd"/>
+      <w:r>
+        <w:t xml:space="preserve"> </w:t>
+      </w:r>
+      <w:proofErr w:type="gramStart"/>
+      <w:r>
+        <w:t>(to sb)</w:t>
+      </w:r>
+      <w:proofErr w:type="gramEnd"/>
+      <w:r>
+        <w:t>to tell sb secrets and personal information that you do not want other people to know（向某人）吐露（隐私、秘密等）</w:t>
+      </w:r>
+    </w:p>
+    <w:p>
+      <w:pPr>
+        <w:pStyle w:val="a9"/>
+        <w:numPr>
+          <w:ilvl w:val="0"/>
+          <w:numId w:val="1"/>
+        </w:numPr>
+      </w:pPr>
+      <w:r>
+        <w:t>duly</w:t>
+      </w:r>
+      <w:r>
+        <w:rPr>
+          <w:rFonts w:hint="eastAsia"/>
+        </w:rPr>
+        <w:t xml:space="preserve"> [AD] </w:t>
+      </w:r>
+      <w:r>
+        <w:t>in the correct or expected manner适当地；恰当地</w:t>
+      </w:r>
+    </w:p>
+    <w:p>
+      <w:pPr>
+        <w:pStyle w:val="a9"/>
+        <w:numPr>
+          <w:ilvl w:val="0"/>
+          <w:numId w:val="1"/>
+        </w:numPr>
+      </w:pPr>
+      <w:r>
+        <w:lastRenderedPageBreak/>
+        <w:t>endeavor</w:t>
+      </w:r>
+      <w:r>
+        <w:rPr>
+          <w:rFonts w:hint="eastAsia"/>
+        </w:rPr>
+        <w:t xml:space="preserve"> </w:t>
+      </w:r>
+      <w:r>
+        <w:t>/</w:t>
+      </w:r>
+      <w:proofErr w:type="spellStart"/>
+      <w:r>
+        <w:rPr>
+          <w:rFonts w:ascii="Times New Roman" w:hAnsi="Times New Roman" w:cs="Times New Roman"/>
+        </w:rPr>
+        <w:t>ɪ</w:t>
+      </w:r>
+      <w:r>
+        <w:t>n</w:t>
+      </w:r>
+      <w:r>
+        <w:rPr>
+          <w:rFonts w:ascii="Times New Roman" w:hAnsi="Times New Roman" w:cs="Times New Roman"/>
+        </w:rPr>
+        <w:t>ˈ</w:t>
+      </w:r>
+      <w:r>
+        <w:t>dev</w:t>
+      </w:r>
+      <w:r>
+        <w:rPr>
+          <w:rFonts w:ascii="Times New Roman" w:hAnsi="Times New Roman" w:cs="Times New Roman"/>
+        </w:rPr>
+        <w:t>ə</w:t>
+      </w:r>
+      <w:proofErr w:type="spellEnd"/>
+      <w:proofErr w:type="gramStart"/>
+      <w:r>
+        <w:t>(r)</w:t>
+      </w:r>
+      <w:proofErr w:type="gramEnd"/>
+      <w:r>
+        <w:t>/</w:t>
+      </w:r>
+      <w:r>
+        <w:rPr>
+          <w:rFonts w:hint="eastAsia"/>
+        </w:rPr>
+        <w:t xml:space="preserve"> [N/V] </w:t>
+      </w:r>
+      <w:r>
+        <w:t>an attempt to do sth, especially sth new or difficult（尤指新的或艰苦的）努力，尝试</w:t>
+      </w:r>
+    </w:p>
+    <w:p>
+      <w:pPr>
+        <w:pStyle w:val="a9"/>
+        <w:numPr>
+          <w:ilvl w:val="0"/>
+          <w:numId w:val="1"/>
+        </w:numPr>
+      </w:pPr>
+      <w:r>
+        <w:t>prestigious</w:t>
+      </w:r>
+      <w:r>
+        <w:rPr>
+          <w:rFonts w:hint="eastAsia"/>
+        </w:rPr>
+        <w:t xml:space="preserve"> [A] </w:t>
+      </w:r>
+      <w:r>
+        <w:t>respected and admired as very important or of very high quality有威望的；声誉高的</w:t>
+      </w:r>
+    </w:p>
+    <w:p>
+      <w:pPr>
+        <w:rPr>
+          <w:rFonts w:hint="eastAsia"/>
+        </w:rPr>
+      </w:pPr>
     </w:p>
     <w:sectPr>
+      <w:headerReference w:type="even" r:id="rId7"/>
+      <w:headerReference w:type="default" r:id="rId8"/>
+      <w:footerReference w:type="even" r:id="rId9"/>
+      <w:footerReference w:type="default" r:id="rId10"/>
+      <w:headerReference w:type="first" r:id="rId11"/>
+      <w:footerReference w:type="first" r:id="rId12"/>
       <w:pgSz w:w="11906" w:h="16838"/>
-      <w:pgMar w:top="1440" w:right="1800" w:bottom="1440" w:left="1800" w:header="851" w:footer="992" w:gutter="0"/>
+      <w:pgMar w:top="1440" w:right="1080" w:bottom="1440" w:left="1080" w:header="851" w:footer="992" w:gutter="0"/>
       <w:cols w:space="425"/>
       <w:docGrid w:type="lines" w:linePitch="312"/>
     </w:sectPr>
@@ -505,6 +1692,175 @@
 </w:endnotes>
 </file>
 
+<file path=word/footer1.xml><?xml version="1.0" encoding="utf-8"?>
+<w:ftr xmlns:wpc="http://schemas.microsoft.com/office/word/2010/wordprocessingCanvas" xmlns:cx="http://schemas.microsoft.com/office/drawing/2014/chartex" xmlns:cx1="http://schemas.microsoft.com/office/drawing/2015/9/8/chartex" xmlns:cx2="http://schemas.microsoft.com/office/drawing/2015/10/21/chartex" xmlns:cx3="http://schemas.microsoft.com/office/drawing/2016/5/9/chartex" xmlns:cx4="http://schemas.microsoft.com/office/drawing/2016/5/10/chartex" xmlns:cx5="http://schemas.microsoft.com/office/drawing/2016/5/11/chartex" xmlns:cx6="http://schemas.microsoft.com/office/drawing/2016/5/12/chartex" xmlns:cx7="http://schemas.microsoft.com/office/drawing/2016/5/13/chartex" xmlns:cx8="http://schemas.microsoft.com/office/drawing/2016/5/14/chartex" xmlns:mc="http://schemas.openxmlformats.org/markup-compatibility/2006" xmlns:aink="http://schemas.microsoft.com/office/drawing/2016/ink" xmlns:am3d="http://schemas.microsoft.com/office/drawing/2017/model3d" xmlns:o="urn:schemas-microsoft-com:office:office" xmlns:oel="http://schemas.microsoft.com/office/2019/extlst" xmlns:r="http://schemas.openxmlformats.org/officeDocument/2006/relationships" xmlns:m="http://schemas.openxmlformats.org/officeDocument/2006/math" xmlns:v="urn:schemas-microsoft-com:vml" xmlns:wp14="http://schemas.microsoft.com/office/word/2010/wordprocessingDrawing" xmlns:wp="http://schemas.openxmlformats.org/drawingml/2006/wordprocessingDrawing" xmlns:w10="urn:schemas-microsoft-com:office:word" xmlns:w="http://schemas.openxmlformats.org/wordprocessingml/2006/main" xmlns:w14="http://schemas.microsoft.com/office/word/2010/wordml" xmlns:w15="http://schemas.microsoft.com/office/word/2012/wordml" xmlns:w16cex="http://schemas.microsoft.com/office/word/2018/wordml/cex" xmlns:w16cid="http://schemas.microsoft.com/office/word/2016/wordml/cid" xmlns:w16="http://schemas.microsoft.com/office/word/2018/wordml" xmlns:w16du="http://schemas.microsoft.com/office/word/2023/wordml/word16du" xmlns:w16sdtdh="http://schemas.microsoft.com/office/word/2020/wordml/sdtdatahash" xmlns:w16sdtfl="http://schemas.microsoft.com/office/word/2024/wordml/sdtformatlock" xmlns:w16se="http://schemas.microsoft.com/office/word/2015/wordml/symex" xmlns:wpg="http://schemas.microsoft.com/office/word/2010/wordprocessingGroup" xmlns:wpi="http://schemas.microsoft.com/office/word/2010/wordprocessingInk" xmlns:wne="http://schemas.microsoft.com/office/word/2006/wordml" xmlns:wps="http://schemas.microsoft.com/office/word/2010/wordprocessingShape" mc:Ignorable="w14 w15 w16se w16cid w16 w16cex w16sdtdh w16sdtfl w16du wp14">
+  <w:p>
+    <w:pPr>
+      <w:pStyle w:val="af0"/>
+      <w:rPr>
+        <w:rFonts w:hint="eastAsia"/>
+      </w:rPr>
+    </w:pPr>
+  </w:p>
+</w:ftr>
+</file>
+
+<file path=word/footer2.xml><?xml version="1.0" encoding="utf-8"?>
+<w:ftr xmlns:wpc="http://schemas.microsoft.com/office/word/2010/wordprocessingCanvas" xmlns:cx="http://schemas.microsoft.com/office/drawing/2014/chartex" xmlns:cx1="http://schemas.microsoft.com/office/drawing/2015/9/8/chartex" xmlns:cx2="http://schemas.microsoft.com/office/drawing/2015/10/21/chartex" xmlns:cx3="http://schemas.microsoft.com/office/drawing/2016/5/9/chartex" xmlns:cx4="http://schemas.microsoft.com/office/drawing/2016/5/10/chartex" xmlns:cx5="http://schemas.microsoft.com/office/drawing/2016/5/11/chartex" xmlns:cx6="http://schemas.microsoft.com/office/drawing/2016/5/12/chartex" xmlns:cx7="http://schemas.microsoft.com/office/drawing/2016/5/13/chartex" xmlns:cx8="http://schemas.microsoft.com/office/drawing/2016/5/14/chartex" xmlns:mc="http://schemas.openxmlformats.org/markup-compatibility/2006" xmlns:aink="http://schemas.microsoft.com/office/drawing/2016/ink" xmlns:am3d="http://schemas.microsoft.com/office/drawing/2017/model3d" xmlns:o="urn:schemas-microsoft-com:office:office" xmlns:oel="http://schemas.microsoft.com/office/2019/extlst" xmlns:r="http://schemas.openxmlformats.org/officeDocument/2006/relationships" xmlns:m="http://schemas.openxmlformats.org/officeDocument/2006/math" xmlns:v="urn:schemas-microsoft-com:vml" xmlns:wp14="http://schemas.microsoft.com/office/word/2010/wordprocessingDrawing" xmlns:wp="http://schemas.openxmlformats.org/drawingml/2006/wordprocessingDrawing" xmlns:w10="urn:schemas-microsoft-com:office:word" xmlns:w="http://schemas.openxmlformats.org/wordprocessingml/2006/main" xmlns:w14="http://schemas.microsoft.com/office/word/2010/wordml" xmlns:w15="http://schemas.microsoft.com/office/word/2012/wordml" xmlns:w16cex="http://schemas.microsoft.com/office/word/2018/wordml/cex" xmlns:w16cid="http://schemas.microsoft.com/office/word/2016/wordml/cid" xmlns:w16="http://schemas.microsoft.com/office/word/2018/wordml" xmlns:w16du="http://schemas.microsoft.com/office/word/2023/wordml/word16du" xmlns:w16sdtdh="http://schemas.microsoft.com/office/word/2020/wordml/sdtdatahash" xmlns:w16sdtfl="http://schemas.microsoft.com/office/word/2024/wordml/sdtformatlock" xmlns:w16se="http://schemas.microsoft.com/office/word/2015/wordml/symex" xmlns:wpg="http://schemas.microsoft.com/office/word/2010/wordprocessingGroup" xmlns:wpi="http://schemas.microsoft.com/office/word/2010/wordprocessingInk" xmlns:wne="http://schemas.microsoft.com/office/word/2006/wordml" xmlns:wps="http://schemas.microsoft.com/office/word/2010/wordprocessingShape" mc:Ignorable="w14 w15 w16se w16cid w16 w16cex w16sdtdh w16sdtfl w16du wp14">
+  <w:p>
+    <w:pPr>
+      <w:pStyle w:val="af0"/>
+      <w:rPr>
+        <w:rFonts w:hint="eastAsia"/>
+      </w:rPr>
+    </w:pPr>
+    <w:r>
+      <w:rPr>
+        <w:rFonts w:hint="eastAsia"/>
+      </w:rPr>
+      <w:t>这个单词本的进度</w:t>
+    </w:r>
+    <w:r>
+      <w:rPr>
+        <w:b/>
+        <w:bCs/>
+      </w:rPr>
+      <w:fldChar w:fldCharType="begin"/>
+    </w:r>
+    <w:r>
+      <w:rPr>
+        <w:b/>
+        <w:bCs/>
+      </w:rPr>
+      <w:instrText>PAGE  \* Arabic  \* MERGEFORMAT</w:instrText>
+    </w:r>
+    <w:r>
+      <w:rPr>
+        <w:b/>
+        <w:bCs/>
+      </w:rPr>
+      <w:fldChar w:fldCharType="separate"/>
+    </w:r>
+    <w:r>
+      <w:rPr>
+        <w:b/>
+        <w:bCs/>
+        <w:lang w:val="zh-CN"/>
+      </w:rPr>
+      <w:t>1</w:t>
+    </w:r>
+    <w:r>
+      <w:rPr>
+        <w:b/>
+        <w:bCs/>
+      </w:rPr>
+      <w:fldChar w:fldCharType="end"/>
+    </w:r>
+    <w:r>
+      <w:rPr>
+        <w:lang w:val="zh-CN"/>
+      </w:rPr>
+      <w:t xml:space="preserve"> / </w:t>
+    </w:r>
+    <w:r>
+      <w:rPr>
+        <w:b/>
+        <w:bCs/>
+      </w:rPr>
+      <w:fldChar w:fldCharType="begin"/>
+    </w:r>
+    <w:r>
+      <w:rPr>
+        <w:b/>
+        <w:bCs/>
+      </w:rPr>
+      <w:instrText>NUMPAGES  \* Arabic  \* MERGEFORMAT</w:instrText>
+    </w:r>
+    <w:r>
+      <w:rPr>
+        <w:b/>
+        <w:bCs/>
+      </w:rPr>
+      <w:fldChar w:fldCharType="separate"/>
+    </w:r>
+    <w:r>
+      <w:rPr>
+        <w:b/>
+        <w:bCs/>
+        <w:lang w:val="zh-CN"/>
+      </w:rPr>
+      <w:t>2</w:t>
+    </w:r>
+    <w:r>
+      <w:rPr>
+        <w:b/>
+        <w:bCs/>
+      </w:rPr>
+      <w:fldChar w:fldCharType="end"/>
+    </w:r>
+    <w:r>
+      <w:rPr>
+        <w:rFonts w:hint="eastAsia"/>
+        <w:b/>
+        <w:bCs/>
+      </w:rPr>
+      <w:t xml:space="preserve"> </w:t>
+    </w:r>
+    <w:r>
+      <w:rPr>
+        <w:rFonts w:hint="eastAsia"/>
+      </w:rPr>
+      <w:t>加油你可以的</w:t>
+    </w:r>
+    <w:r>
+      <w:rPr>
+        <w:rFonts w:hint="eastAsia"/>
+      </w:rPr>
+      <w:t>(</w:t>
+    </w:r>
+    <w:r>
+      <w:rPr>
+        <w:rFonts w:ascii="Leelawadee UI" w:hAnsi="Leelawadee UI" w:cs="Leelawadee UI"/>
+      </w:rPr>
+      <w:t>ง</w:t>
+    </w:r>
+    <w:r>
+      <w:rPr>
+        <w:rFonts w:hint="eastAsia"/>
+      </w:rPr>
+      <w:t xml:space="preserve"> •_</w:t>
+    </w:r>
+    <w:proofErr w:type="gramStart"/>
+    <w:r>
+      <w:rPr>
+        <w:rFonts w:hint="eastAsia"/>
+      </w:rPr>
+      <w:t>•)</w:t>
+    </w:r>
+    <w:proofErr w:type="gramEnd"/>
+    <w:r>
+      <w:rPr>
+        <w:rFonts w:ascii="Leelawadee UI" w:hAnsi="Leelawadee UI" w:cs="Leelawadee UI"/>
+      </w:rPr>
+      <w:t>ง</w:t>
+    </w:r>
+  </w:p>
+</w:ftr>
+</file>
+
+<file path=word/footer3.xml><?xml version="1.0" encoding="utf-8"?>
+<w:ftr xmlns:wpc="http://schemas.microsoft.com/office/word/2010/wordprocessingCanvas" xmlns:cx="http://schemas.microsoft.com/office/drawing/2014/chartex" xmlns:cx1="http://schemas.microsoft.com/office/drawing/2015/9/8/chartex" xmlns:cx2="http://schemas.microsoft.com/office/drawing/2015/10/21/chartex" xmlns:cx3="http://schemas.microsoft.com/office/drawing/2016/5/9/chartex" xmlns:cx4="http://schemas.microsoft.com/office/drawing/2016/5/10/chartex" xmlns:cx5="http://schemas.microsoft.com/office/drawing/2016/5/11/chartex" xmlns:cx6="http://schemas.microsoft.com/office/drawing/2016/5/12/chartex" xmlns:cx7="http://schemas.microsoft.com/office/drawing/2016/5/13/chartex" xmlns:cx8="http://schemas.microsoft.com/office/drawing/2016/5/14/chartex" xmlns:mc="http://schemas.openxmlformats.org/markup-compatibility/2006" xmlns:aink="http://schemas.microsoft.com/office/drawing/2016/ink" xmlns:am3d="http://schemas.microsoft.com/office/drawing/2017/model3d" xmlns:o="urn:schemas-microsoft-com:office:office" xmlns:oel="http://schemas.microsoft.com/office/2019/extlst" xmlns:r="http://schemas.openxmlformats.org/officeDocument/2006/relationships" xmlns:m="http://schemas.openxmlformats.org/officeDocument/2006/math" xmlns:v="urn:schemas-microsoft-com:vml" xmlns:wp14="http://schemas.microsoft.com/office/word/2010/wordprocessingDrawing" xmlns:wp="http://schemas.openxmlformats.org/drawingml/2006/wordprocessingDrawing" xmlns:w10="urn:schemas-microsoft-com:office:word" xmlns:w="http://schemas.openxmlformats.org/wordprocessingml/2006/main" xmlns:w14="http://schemas.microsoft.com/office/word/2010/wordml" xmlns:w15="http://schemas.microsoft.com/office/word/2012/wordml" xmlns:w16cex="http://schemas.microsoft.com/office/word/2018/wordml/cex" xmlns:w16cid="http://schemas.microsoft.com/office/word/2016/wordml/cid" xmlns:w16="http://schemas.microsoft.com/office/word/2018/wordml" xmlns:w16du="http://schemas.microsoft.com/office/word/2023/wordml/word16du" xmlns:w16sdtdh="http://schemas.microsoft.com/office/word/2020/wordml/sdtdatahash" xmlns:w16sdtfl="http://schemas.microsoft.com/office/word/2024/wordml/sdtformatlock" xmlns:w16se="http://schemas.microsoft.com/office/word/2015/wordml/symex" xmlns:wpg="http://schemas.microsoft.com/office/word/2010/wordprocessingGroup" xmlns:wpi="http://schemas.microsoft.com/office/word/2010/wordprocessingInk" xmlns:wne="http://schemas.microsoft.com/office/word/2006/wordml" xmlns:wps="http://schemas.microsoft.com/office/word/2010/wordprocessingShape" mc:Ignorable="w14 w15 w16se w16cid w16 w16cex w16sdtdh w16sdtfl w16du wp14">
+  <w:p>
+    <w:pPr>
+      <w:pStyle w:val="af0"/>
+      <w:rPr>
+        <w:rFonts w:hint="eastAsia"/>
+      </w:rPr>
+    </w:pPr>
+  </w:p>
+</w:ftr>
+</file>
+
 <file path=word/footnotes.xml><?xml version="1.0" encoding="utf-8"?>
 <w:footnotes xmlns:wpc="http://schemas.microsoft.com/office/word/2010/wordprocessingCanvas" xmlns:cx="http://schemas.microsoft.com/office/drawing/2014/chartex" xmlns:cx1="http://schemas.microsoft.com/office/drawing/2015/9/8/chartex" xmlns:cx2="http://schemas.microsoft.com/office/drawing/2015/10/21/chartex" xmlns:cx3="http://schemas.microsoft.com/office/drawing/2016/5/9/chartex" xmlns:cx4="http://schemas.microsoft.com/office/drawing/2016/5/10/chartex" xmlns:cx5="http://schemas.microsoft.com/office/drawing/2016/5/11/chartex" xmlns:cx6="http://schemas.microsoft.com/office/drawing/2016/5/12/chartex" xmlns:cx7="http://schemas.microsoft.com/office/drawing/2016/5/13/chartex" xmlns:cx8="http://schemas.microsoft.com/office/drawing/2016/5/14/chartex" xmlns:mc="http://schemas.openxmlformats.org/markup-compatibility/2006" xmlns:aink="http://schemas.microsoft.com/office/drawing/2016/ink" xmlns:am3d="http://schemas.microsoft.com/office/drawing/2017/model3d" xmlns:o="urn:schemas-microsoft-com:office:office" xmlns:oel="http://schemas.microsoft.com/office/2019/extlst" xmlns:r="http://schemas.openxmlformats.org/officeDocument/2006/relationships" xmlns:m="http://schemas.openxmlformats.org/officeDocument/2006/math" xmlns:v="urn:schemas-microsoft-com:vml" xmlns:wp14="http://schemas.microsoft.com/office/word/2010/wordprocessingDrawing" xmlns:wp="http://schemas.openxmlformats.org/drawingml/2006/wordprocessingDrawing" xmlns:w10="urn:schemas-microsoft-com:office:word" xmlns:w="http://schemas.openxmlformats.org/wordprocessingml/2006/main" xmlns:w14="http://schemas.microsoft.com/office/word/2010/wordml" xmlns:w15="http://schemas.microsoft.com/office/word/2012/wordml" xmlns:w16cex="http://schemas.microsoft.com/office/word/2018/wordml/cex" xmlns:w16cid="http://schemas.microsoft.com/office/word/2016/wordml/cid" xmlns:w16="http://schemas.microsoft.com/office/word/2018/wordml" xmlns:w16du="http://schemas.microsoft.com/office/word/2023/wordml/word16du" xmlns:w16sdtdh="http://schemas.microsoft.com/office/word/2020/wordml/sdtdatahash" xmlns:w16sdtfl="http://schemas.microsoft.com/office/word/2024/wordml/sdtformatlock" xmlns:w16se="http://schemas.microsoft.com/office/word/2015/wordml/symex" xmlns:wpg="http://schemas.microsoft.com/office/word/2010/wordprocessingGroup" xmlns:wpi="http://schemas.microsoft.com/office/word/2010/wordprocessingInk" xmlns:wne="http://schemas.microsoft.com/office/word/2006/wordml" xmlns:wps="http://schemas.microsoft.com/office/word/2010/wordprocessingShape" mc:Ignorable="w14 w15 w16se w16cid w16 w16cex w16sdtdh w16sdtfl w16du wp14">
   <w:footnote w:type="separator" w:id="-1">
@@ -534,6 +1890,45 @@
     </w:p>
   </w:footnote>
 </w:footnotes>
+</file>
+
+<file path=word/header1.xml><?xml version="1.0" encoding="utf-8"?>
+<w:hdr xmlns:wpc="http://schemas.microsoft.com/office/word/2010/wordprocessingCanvas" xmlns:cx="http://schemas.microsoft.com/office/drawing/2014/chartex" xmlns:cx1="http://schemas.microsoft.com/office/drawing/2015/9/8/chartex" xmlns:cx2="http://schemas.microsoft.com/office/drawing/2015/10/21/chartex" xmlns:cx3="http://schemas.microsoft.com/office/drawing/2016/5/9/chartex" xmlns:cx4="http://schemas.microsoft.com/office/drawing/2016/5/10/chartex" xmlns:cx5="http://schemas.microsoft.com/office/drawing/2016/5/11/chartex" xmlns:cx6="http://schemas.microsoft.com/office/drawing/2016/5/12/chartex" xmlns:cx7="http://schemas.microsoft.com/office/drawing/2016/5/13/chartex" xmlns:cx8="http://schemas.microsoft.com/office/drawing/2016/5/14/chartex" xmlns:mc="http://schemas.openxmlformats.org/markup-compatibility/2006" xmlns:aink="http://schemas.microsoft.com/office/drawing/2016/ink" xmlns:am3d="http://schemas.microsoft.com/office/drawing/2017/model3d" xmlns:o="urn:schemas-microsoft-com:office:office" xmlns:oel="http://schemas.microsoft.com/office/2019/extlst" xmlns:r="http://schemas.openxmlformats.org/officeDocument/2006/relationships" xmlns:m="http://schemas.openxmlformats.org/officeDocument/2006/math" xmlns:v="urn:schemas-microsoft-com:vml" xmlns:wp14="http://schemas.microsoft.com/office/word/2010/wordprocessingDrawing" xmlns:wp="http://schemas.openxmlformats.org/drawingml/2006/wordprocessingDrawing" xmlns:w10="urn:schemas-microsoft-com:office:word" xmlns:w="http://schemas.openxmlformats.org/wordprocessingml/2006/main" xmlns:w14="http://schemas.microsoft.com/office/word/2010/wordml" xmlns:w15="http://schemas.microsoft.com/office/word/2012/wordml" xmlns:w16cex="http://schemas.microsoft.com/office/word/2018/wordml/cex" xmlns:w16cid="http://schemas.microsoft.com/office/word/2016/wordml/cid" xmlns:w16="http://schemas.microsoft.com/office/word/2018/wordml" xmlns:w16du="http://schemas.microsoft.com/office/word/2023/wordml/word16du" xmlns:w16sdtdh="http://schemas.microsoft.com/office/word/2020/wordml/sdtdatahash" xmlns:w16sdtfl="http://schemas.microsoft.com/office/word/2024/wordml/sdtformatlock" xmlns:w16se="http://schemas.microsoft.com/office/word/2015/wordml/symex" xmlns:wpg="http://schemas.microsoft.com/office/word/2010/wordprocessingGroup" xmlns:wpi="http://schemas.microsoft.com/office/word/2010/wordprocessingInk" xmlns:wne="http://schemas.microsoft.com/office/word/2006/wordml" xmlns:wps="http://schemas.microsoft.com/office/word/2010/wordprocessingShape" mc:Ignorable="w14 w15 w16se w16cid w16 w16cex w16sdtdh w16sdtfl w16du wp14">
+  <w:p>
+    <w:pPr>
+      <w:pStyle w:val="ae"/>
+      <w:rPr>
+        <w:rFonts w:hint="eastAsia"/>
+      </w:rPr>
+    </w:pPr>
+  </w:p>
+</w:hdr>
+</file>
+
+<file path=word/header2.xml><?xml version="1.0" encoding="utf-8"?>
+<w:hdr xmlns:wpc="http://schemas.microsoft.com/office/word/2010/wordprocessingCanvas" xmlns:cx="http://schemas.microsoft.com/office/drawing/2014/chartex" xmlns:cx1="http://schemas.microsoft.com/office/drawing/2015/9/8/chartex" xmlns:cx2="http://schemas.microsoft.com/office/drawing/2015/10/21/chartex" xmlns:cx3="http://schemas.microsoft.com/office/drawing/2016/5/9/chartex" xmlns:cx4="http://schemas.microsoft.com/office/drawing/2016/5/10/chartex" xmlns:cx5="http://schemas.microsoft.com/office/drawing/2016/5/11/chartex" xmlns:cx6="http://schemas.microsoft.com/office/drawing/2016/5/12/chartex" xmlns:cx7="http://schemas.microsoft.com/office/drawing/2016/5/13/chartex" xmlns:cx8="http://schemas.microsoft.com/office/drawing/2016/5/14/chartex" xmlns:mc="http://schemas.openxmlformats.org/markup-compatibility/2006" xmlns:aink="http://schemas.microsoft.com/office/drawing/2016/ink" xmlns:am3d="http://schemas.microsoft.com/office/drawing/2017/model3d" xmlns:o="urn:schemas-microsoft-com:office:office" xmlns:oel="http://schemas.microsoft.com/office/2019/extlst" xmlns:r="http://schemas.openxmlformats.org/officeDocument/2006/relationships" xmlns:m="http://schemas.openxmlformats.org/officeDocument/2006/math" xmlns:v="urn:schemas-microsoft-com:vml" xmlns:wp14="http://schemas.microsoft.com/office/word/2010/wordprocessingDrawing" xmlns:wp="http://schemas.openxmlformats.org/drawingml/2006/wordprocessingDrawing" xmlns:w10="urn:schemas-microsoft-com:office:word" xmlns:w="http://schemas.openxmlformats.org/wordprocessingml/2006/main" xmlns:w14="http://schemas.microsoft.com/office/word/2010/wordml" xmlns:w15="http://schemas.microsoft.com/office/word/2012/wordml" xmlns:w16cex="http://schemas.microsoft.com/office/word/2018/wordml/cex" xmlns:w16cid="http://schemas.microsoft.com/office/word/2016/wordml/cid" xmlns:w16="http://schemas.microsoft.com/office/word/2018/wordml" xmlns:w16du="http://schemas.microsoft.com/office/word/2023/wordml/word16du" xmlns:w16sdtdh="http://schemas.microsoft.com/office/word/2020/wordml/sdtdatahash" xmlns:w16sdtfl="http://schemas.microsoft.com/office/word/2024/wordml/sdtformatlock" xmlns:w16se="http://schemas.microsoft.com/office/word/2015/wordml/symex" xmlns:wpg="http://schemas.microsoft.com/office/word/2010/wordprocessingGroup" xmlns:wpi="http://schemas.microsoft.com/office/word/2010/wordprocessingInk" xmlns:wne="http://schemas.microsoft.com/office/word/2006/wordml" xmlns:wps="http://schemas.microsoft.com/office/word/2010/wordprocessingShape" mc:Ignorable="w14 w15 w16se w16cid w16 w16cex w16sdtdh w16sdtfl w16du wp14">
+  <w:p>
+    <w:pPr>
+      <w:pStyle w:val="ae"/>
+      <w:rPr>
+        <w:rFonts w:hint="eastAsia"/>
+      </w:rPr>
+    </w:pPr>
+  </w:p>
+</w:hdr>
+</file>
+
+<file path=word/header3.xml><?xml version="1.0" encoding="utf-8"?>
+<w:hdr xmlns:wpc="http://schemas.microsoft.com/office/word/2010/wordprocessingCanvas" xmlns:cx="http://schemas.microsoft.com/office/drawing/2014/chartex" xmlns:cx1="http://schemas.microsoft.com/office/drawing/2015/9/8/chartex" xmlns:cx2="http://schemas.microsoft.com/office/drawing/2015/10/21/chartex" xmlns:cx3="http://schemas.microsoft.com/office/drawing/2016/5/9/chartex" xmlns:cx4="http://schemas.microsoft.com/office/drawing/2016/5/10/chartex" xmlns:cx5="http://schemas.microsoft.com/office/drawing/2016/5/11/chartex" xmlns:cx6="http://schemas.microsoft.com/office/drawing/2016/5/12/chartex" xmlns:cx7="http://schemas.microsoft.com/office/drawing/2016/5/13/chartex" xmlns:cx8="http://schemas.microsoft.com/office/drawing/2016/5/14/chartex" xmlns:mc="http://schemas.openxmlformats.org/markup-compatibility/2006" xmlns:aink="http://schemas.microsoft.com/office/drawing/2016/ink" xmlns:am3d="http://schemas.microsoft.com/office/drawing/2017/model3d" xmlns:o="urn:schemas-microsoft-com:office:office" xmlns:oel="http://schemas.microsoft.com/office/2019/extlst" xmlns:r="http://schemas.openxmlformats.org/officeDocument/2006/relationships" xmlns:m="http://schemas.openxmlformats.org/officeDocument/2006/math" xmlns:v="urn:schemas-microsoft-com:vml" xmlns:wp14="http://schemas.microsoft.com/office/word/2010/wordprocessingDrawing" xmlns:wp="http://schemas.openxmlformats.org/drawingml/2006/wordprocessingDrawing" xmlns:w10="urn:schemas-microsoft-com:office:word" xmlns:w="http://schemas.openxmlformats.org/wordprocessingml/2006/main" xmlns:w14="http://schemas.microsoft.com/office/word/2010/wordml" xmlns:w15="http://schemas.microsoft.com/office/word/2012/wordml" xmlns:w16cex="http://schemas.microsoft.com/office/word/2018/wordml/cex" xmlns:w16cid="http://schemas.microsoft.com/office/word/2016/wordml/cid" xmlns:w16="http://schemas.microsoft.com/office/word/2018/wordml" xmlns:w16du="http://schemas.microsoft.com/office/word/2023/wordml/word16du" xmlns:w16sdtdh="http://schemas.microsoft.com/office/word/2020/wordml/sdtdatahash" xmlns:w16sdtfl="http://schemas.microsoft.com/office/word/2024/wordml/sdtformatlock" xmlns:w16se="http://schemas.microsoft.com/office/word/2015/wordml/symex" xmlns:wpg="http://schemas.microsoft.com/office/word/2010/wordprocessingGroup" xmlns:wpi="http://schemas.microsoft.com/office/word/2010/wordprocessingInk" xmlns:wne="http://schemas.microsoft.com/office/word/2006/wordml" xmlns:wps="http://schemas.microsoft.com/office/word/2010/wordprocessingShape" mc:Ignorable="w14 w15 w16se w16cid w16 w16cex w16sdtdh w16sdtfl w16du wp14">
+  <w:p>
+    <w:pPr>
+      <w:pStyle w:val="ae"/>
+      <w:rPr>
+        <w:rFonts w:hint="eastAsia"/>
+      </w:rPr>
+    </w:pPr>
+  </w:p>
+</w:hdr>
 </file>
 
 <file path=word/numbering.xml><?xml version="1.0" encoding="utf-8"?>
@@ -541,7 +1936,7 @@
   <w:abstractNum w:abstractNumId="0" w15:restartNumberingAfterBreak="0">
     <w:nsid w:val="1E387A45"/>
     <w:multiLevelType w:val="hybridMultilevel"/>
-    <w:tmpl w:val="4BFA290A"/>
+    <w:tmpl w:val="B06CA8BC"/>
     <w:lvl w:ilvl="0" w:tplc="6EB0B85C">
       <w:start w:val="1"/>
       <w:numFmt w:val="decimal"/>
@@ -627,8 +2022,124 @@
       </w:pPr>
     </w:lvl>
   </w:abstractNum>
+  <w:abstractNum w:abstractNumId="1" w15:restartNumberingAfterBreak="0">
+    <w:nsid w:val="62B80397"/>
+    <w:multiLevelType w:val="hybridMultilevel"/>
+    <w:tmpl w:val="3E50E1EC"/>
+    <w:lvl w:ilvl="0" w:tplc="429E0014">
+      <w:start w:val="24"/>
+      <w:numFmt w:val="bullet"/>
+      <w:lvlText w:val="-"/>
+      <w:lvlJc w:val="left"/>
+      <w:pPr>
+        <w:ind w:left="720" w:hanging="360"/>
+      </w:pPr>
+      <w:rPr>
+        <w:rFonts w:ascii="等线" w:eastAsia="等线" w:hAnsi="等线" w:cstheme="minorBidi" w:hint="eastAsia"/>
+      </w:rPr>
+    </w:lvl>
+    <w:lvl w:ilvl="1" w:tplc="04090003" w:tentative="1">
+      <w:start w:val="1"/>
+      <w:numFmt w:val="bullet"/>
+      <w:lvlText w:val=""/>
+      <w:lvlJc w:val="left"/>
+      <w:pPr>
+        <w:ind w:left="1240" w:hanging="440"/>
+      </w:pPr>
+      <w:rPr>
+        <w:rFonts w:ascii="Wingdings" w:hAnsi="Wingdings" w:hint="default"/>
+      </w:rPr>
+    </w:lvl>
+    <w:lvl w:ilvl="2" w:tplc="04090005" w:tentative="1">
+      <w:start w:val="1"/>
+      <w:numFmt w:val="bullet"/>
+      <w:lvlText w:val=""/>
+      <w:lvlJc w:val="left"/>
+      <w:pPr>
+        <w:ind w:left="1680" w:hanging="440"/>
+      </w:pPr>
+      <w:rPr>
+        <w:rFonts w:ascii="Wingdings" w:hAnsi="Wingdings" w:hint="default"/>
+      </w:rPr>
+    </w:lvl>
+    <w:lvl w:ilvl="3" w:tplc="04090001" w:tentative="1">
+      <w:start w:val="1"/>
+      <w:numFmt w:val="bullet"/>
+      <w:lvlText w:val=""/>
+      <w:lvlJc w:val="left"/>
+      <w:pPr>
+        <w:ind w:left="2120" w:hanging="440"/>
+      </w:pPr>
+      <w:rPr>
+        <w:rFonts w:ascii="Wingdings" w:hAnsi="Wingdings" w:hint="default"/>
+      </w:rPr>
+    </w:lvl>
+    <w:lvl w:ilvl="4" w:tplc="04090003" w:tentative="1">
+      <w:start w:val="1"/>
+      <w:numFmt w:val="bullet"/>
+      <w:lvlText w:val=""/>
+      <w:lvlJc w:val="left"/>
+      <w:pPr>
+        <w:ind w:left="2560" w:hanging="440"/>
+      </w:pPr>
+      <w:rPr>
+        <w:rFonts w:ascii="Wingdings" w:hAnsi="Wingdings" w:hint="default"/>
+      </w:rPr>
+    </w:lvl>
+    <w:lvl w:ilvl="5" w:tplc="04090005" w:tentative="1">
+      <w:start w:val="1"/>
+      <w:numFmt w:val="bullet"/>
+      <w:lvlText w:val=""/>
+      <w:lvlJc w:val="left"/>
+      <w:pPr>
+        <w:ind w:left="3000" w:hanging="440"/>
+      </w:pPr>
+      <w:rPr>
+        <w:rFonts w:ascii="Wingdings" w:hAnsi="Wingdings" w:hint="default"/>
+      </w:rPr>
+    </w:lvl>
+    <w:lvl w:ilvl="6" w:tplc="04090001" w:tentative="1">
+      <w:start w:val="1"/>
+      <w:numFmt w:val="bullet"/>
+      <w:lvlText w:val=""/>
+      <w:lvlJc w:val="left"/>
+      <w:pPr>
+        <w:ind w:left="3440" w:hanging="440"/>
+      </w:pPr>
+      <w:rPr>
+        <w:rFonts w:ascii="Wingdings" w:hAnsi="Wingdings" w:hint="default"/>
+      </w:rPr>
+    </w:lvl>
+    <w:lvl w:ilvl="7" w:tplc="04090003" w:tentative="1">
+      <w:start w:val="1"/>
+      <w:numFmt w:val="bullet"/>
+      <w:lvlText w:val=""/>
+      <w:lvlJc w:val="left"/>
+      <w:pPr>
+        <w:ind w:left="3880" w:hanging="440"/>
+      </w:pPr>
+      <w:rPr>
+        <w:rFonts w:ascii="Wingdings" w:hAnsi="Wingdings" w:hint="default"/>
+      </w:rPr>
+    </w:lvl>
+    <w:lvl w:ilvl="8" w:tplc="04090005" w:tentative="1">
+      <w:start w:val="1"/>
+      <w:numFmt w:val="bullet"/>
+      <w:lvlText w:val=""/>
+      <w:lvlJc w:val="left"/>
+      <w:pPr>
+        <w:ind w:left="4320" w:hanging="440"/>
+      </w:pPr>
+      <w:rPr>
+        <w:rFonts w:ascii="Wingdings" w:hAnsi="Wingdings" w:hint="default"/>
+      </w:rPr>
+    </w:lvl>
+  </w:abstractNum>
   <w:num w:numId="1" w16cid:durableId="242491027">
     <w:abstractNumId w:val="0"/>
+  </w:num>
+  <w:num w:numId="2" w16cid:durableId="1720861113">
+    <w:abstractNumId w:val="1"/>
   </w:num>
 </w:numbering>
 </file>
@@ -1241,7 +2752,6 @@
   <w:style w:type="character" w:default="1" w:styleId="a0">
     <w:name w:val="Default Paragraph Font"/>
     <w:uiPriority w:val="1"/>
-    <w:semiHidden/>
     <w:unhideWhenUsed/>
   </w:style>
   <w:style w:type="table" w:default="1" w:styleId="a1">
